--- a/dist/exports/kcet-d-and-f-block-elements_revision_notes.docx
+++ b/dist/exports/kcet-d-and-f-block-elements_revision_notes.docx
@@ -189,7 +189,7 @@
                 <w:color w:val="2D3748"/>
                 <w:sz w:val="19"/>
               </w:rPr>
-              <w:t>Kcet D And F Block Elements - Core Application</w:t>
+              <w:t>D And F Block Elements — Standard Calculations &amp; Problem Archetypes</w:t>
             </w:r>
           </w:p>
         </w:tc>
@@ -209,7 +209,7 @@
               <w:rPr>
                 <w:sz w:val="19"/>
               </w:rPr>
-              <w:t>28 PYQs</w:t>
+              <w:t>17 PYQs</w:t>
             </w:r>
           </w:p>
         </w:tc>
@@ -230,7 +230,181 @@
                 <w:color w:val="718096"/>
                 <w:sz w:val="19"/>
               </w:rPr>
-              <w:t>General Concept</w:t>
+              <w:t>Quantitative Analysis</w:t>
+            </w:r>
+          </w:p>
+        </w:tc>
+      </w:tr>
+      <w:tr>
+        <w:tc>
+          <w:tcPr>
+            <w:tcW w:type="dxa" w:w="2160"/>
+            <w:shd w:fill="FFFFFF"/>
+            <w:tcMar>
+              <w:top w:w="80" w:type="dxa"/>
+              <w:bottom w:w="80" w:type="dxa"/>
+              <w:left w:w="150" w:type="dxa"/>
+              <w:right w:w="150" w:type="dxa"/>
+            </w:tcMar>
+          </w:tcPr>
+          <w:p>
+            <w:r>
+              <w:rPr>
+                <w:b/>
+                <w:color w:val="2B6CB0"/>
+                <w:sz w:val="19"/>
+              </w:rPr>
+              <w:t>High</w:t>
+            </w:r>
+          </w:p>
+        </w:tc>
+        <w:tc>
+          <w:tcPr>
+            <w:tcW w:type="dxa" w:w="4320"/>
+            <w:shd w:fill="FFFFFF"/>
+            <w:tcMar>
+              <w:top w:w="80" w:type="dxa"/>
+              <w:bottom w:w="80" w:type="dxa"/>
+              <w:left w:w="150" w:type="dxa"/>
+              <w:right w:w="150" w:type="dxa"/>
+            </w:tcMar>
+          </w:tcPr>
+          <w:p>
+            <w:r>
+              <w:rPr>
+                <w:b/>
+                <w:color w:val="2D3748"/>
+                <w:sz w:val="19"/>
+              </w:rPr>
+              <w:t>D And F Block Elements — Applied Cases, Reactions &amp; Traps</w:t>
+            </w:r>
+          </w:p>
+        </w:tc>
+        <w:tc>
+          <w:tcPr>
+            <w:tcW w:type="dxa" w:w="1728"/>
+            <w:shd w:fill="FFFFFF"/>
+            <w:tcMar>
+              <w:top w:w="80" w:type="dxa"/>
+              <w:bottom w:w="80" w:type="dxa"/>
+              <w:left w:w="150" w:type="dxa"/>
+              <w:right w:w="150" w:type="dxa"/>
+            </w:tcMar>
+          </w:tcPr>
+          <w:p>
+            <w:r>
+              <w:rPr>
+                <w:sz w:val="19"/>
+              </w:rPr>
+              <w:t>12 PYQs</w:t>
+            </w:r>
+          </w:p>
+        </w:tc>
+        <w:tc>
+          <w:tcPr>
+            <w:tcW w:type="dxa" w:w="1872"/>
+            <w:shd w:fill="FFFFFF"/>
+            <w:tcMar>
+              <w:top w:w="80" w:type="dxa"/>
+              <w:bottom w:w="80" w:type="dxa"/>
+              <w:left w:w="150" w:type="dxa"/>
+              <w:right w:w="150" w:type="dxa"/>
+            </w:tcMar>
+          </w:tcPr>
+          <w:p>
+            <w:r>
+              <w:rPr>
+                <w:color w:val="718096"/>
+                <w:sz w:val="19"/>
+              </w:rPr>
+              <w:t>Applied Topics</w:t>
+            </w:r>
+          </w:p>
+        </w:tc>
+      </w:tr>
+      <w:tr>
+        <w:tc>
+          <w:tcPr>
+            <w:tcW w:type="dxa" w:w="2160"/>
+            <w:shd w:fill="F7FAFC"/>
+            <w:tcMar>
+              <w:top w:w="80" w:type="dxa"/>
+              <w:bottom w:w="80" w:type="dxa"/>
+              <w:left w:w="150" w:type="dxa"/>
+              <w:right w:w="150" w:type="dxa"/>
+            </w:tcMar>
+          </w:tcPr>
+          <w:p>
+            <w:r>
+              <w:rPr>
+                <w:b/>
+                <w:color w:val="718096"/>
+                <w:sz w:val="19"/>
+              </w:rPr>
+              <w:t>Moderate</w:t>
+            </w:r>
+          </w:p>
+        </w:tc>
+        <w:tc>
+          <w:tcPr>
+            <w:tcW w:type="dxa" w:w="4320"/>
+            <w:shd w:fill="F7FAFC"/>
+            <w:tcMar>
+              <w:top w:w="80" w:type="dxa"/>
+              <w:bottom w:w="80" w:type="dxa"/>
+              <w:left w:w="150" w:type="dxa"/>
+              <w:right w:w="150" w:type="dxa"/>
+            </w:tcMar>
+          </w:tcPr>
+          <w:p>
+            <w:r>
+              <w:rPr>
+                <w:b/>
+                <w:color w:val="2D3748"/>
+                <w:sz w:val="19"/>
+              </w:rPr>
+              <w:t>D And F Block Elements — Core Principles &amp; Governing Laws</w:t>
+            </w:r>
+          </w:p>
+        </w:tc>
+        <w:tc>
+          <w:tcPr>
+            <w:tcW w:type="dxa" w:w="1728"/>
+            <w:shd w:fill="F7FAFC"/>
+            <w:tcMar>
+              <w:top w:w="80" w:type="dxa"/>
+              <w:bottom w:w="80" w:type="dxa"/>
+              <w:left w:w="150" w:type="dxa"/>
+              <w:right w:w="150" w:type="dxa"/>
+            </w:tcMar>
+          </w:tcPr>
+          <w:p>
+            <w:r>
+              <w:rPr>
+                <w:sz w:val="19"/>
+              </w:rPr>
+              <w:t>4 PYQs</w:t>
+            </w:r>
+          </w:p>
+        </w:tc>
+        <w:tc>
+          <w:tcPr>
+            <w:tcW w:type="dxa" w:w="1872"/>
+            <w:shd w:fill="F7FAFC"/>
+            <w:tcMar>
+              <w:top w:w="80" w:type="dxa"/>
+              <w:bottom w:w="80" w:type="dxa"/>
+              <w:left w:w="150" w:type="dxa"/>
+              <w:right w:w="150" w:type="dxa"/>
+            </w:tcMar>
+          </w:tcPr>
+          <w:p>
+            <w:r>
+              <w:rPr>
+                <w:color w:val="718096"/>
+                <w:sz w:val="19"/>
+              </w:rPr>
+              <w:t>Core Principle</w:t>
             </w:r>
           </w:p>
         </w:tc>
@@ -311,6 +485,144 @@
           </w:p>
         </w:tc>
       </w:tr>
+      <w:tr>
+        <w:tc>
+          <w:tcPr>
+            <w:tcW w:type="dxa" w:w="3600"/>
+            <w:shd w:fill="F7FAFC"/>
+            <w:tcMar>
+              <w:top w:w="100" w:type="dxa"/>
+              <w:bottom w:w="100" w:type="dxa"/>
+              <w:left w:w="150" w:type="dxa"/>
+              <w:right w:w="150" w:type="dxa"/>
+            </w:tcMar>
+          </w:tcPr>
+          <w:p>
+            <w:r>
+              <w:rPr>
+                <w:b/>
+                <w:color w:val="1A365D"/>
+                <w:sz w:val="19"/>
+              </w:rPr>
+              <w:t>D And F Block Elements — Standard Calculations &amp; Problem Archetypes</w:t>
+            </w:r>
+          </w:p>
+        </w:tc>
+        <w:tc>
+          <w:tcPr>
+            <w:tcW w:type="dxa" w:w="6480"/>
+            <w:shd w:fill="F7FAFC"/>
+            <w:tcMar>
+              <w:top w:w="100" w:type="dxa"/>
+              <w:bottom w:w="100" w:type="dxa"/>
+              <w:left w:w="150" w:type="dxa"/>
+              <w:right w:w="150" w:type="dxa"/>
+            </w:tcMar>
+          </w:tcPr>
+          <w:p>
+            <w:r>
+              <w:rPr>
+                <w:rFonts w:ascii="Cambria Math" w:hAnsi="Cambria Math"/>
+                <w:color w:val="2D3748"/>
+                <w:sz w:val="19"/>
+              </w:rPr>
+              <w:t>[Ar]3d^{10}4s^{1}, \quad (n-1)d^{10}ns^{2}, \quad \mu=\sqrt{n(n+2)}\text{BM}</w:t>
+            </w:r>
+          </w:p>
+        </w:tc>
+      </w:tr>
+      <w:tr>
+        <w:tc>
+          <w:tcPr>
+            <w:tcW w:type="dxa" w:w="3600"/>
+            <w:shd w:fill="FFFFFF"/>
+            <w:tcMar>
+              <w:top w:w="100" w:type="dxa"/>
+              <w:bottom w:w="100" w:type="dxa"/>
+              <w:left w:w="150" w:type="dxa"/>
+              <w:right w:w="150" w:type="dxa"/>
+            </w:tcMar>
+          </w:tcPr>
+          <w:p>
+            <w:r>
+              <w:rPr>
+                <w:b/>
+                <w:color w:val="1A365D"/>
+                <w:sz w:val="19"/>
+              </w:rPr>
+              <w:t>D And F Block Elements — Applied Cases, Reactions &amp; Traps</w:t>
+            </w:r>
+          </w:p>
+        </w:tc>
+        <w:tc>
+          <w:tcPr>
+            <w:tcW w:type="dxa" w:w="6480"/>
+            <w:shd w:fill="FFFFFF"/>
+            <w:tcMar>
+              <w:top w:w="100" w:type="dxa"/>
+              <w:bottom w:w="100" w:type="dxa"/>
+              <w:left w:w="150" w:type="dxa"/>
+              <w:right w:w="150" w:type="dxa"/>
+            </w:tcMar>
+          </w:tcPr>
+          <w:p>
+            <w:r>
+              <w:rPr>
+                <w:rFonts w:ascii="Cambria Math" w:hAnsi="Cambria Math"/>
+                <w:color w:val="2D3748"/>
+                <w:sz w:val="19"/>
+              </w:rPr>
+              <w:t>d^{0}, \quad Mn^{2+}, \quad 2x-14=0</w:t>
+            </w:r>
+          </w:p>
+        </w:tc>
+      </w:tr>
+      <w:tr>
+        <w:tc>
+          <w:tcPr>
+            <w:tcW w:type="dxa" w:w="3600"/>
+            <w:shd w:fill="F7FAFC"/>
+            <w:tcMar>
+              <w:top w:w="100" w:type="dxa"/>
+              <w:bottom w:w="100" w:type="dxa"/>
+              <w:left w:w="150" w:type="dxa"/>
+              <w:right w:w="150" w:type="dxa"/>
+            </w:tcMar>
+          </w:tcPr>
+          <w:p>
+            <w:r>
+              <w:rPr>
+                <w:b/>
+                <w:color w:val="1A365D"/>
+                <w:sz w:val="19"/>
+              </w:rPr>
+              <w:t>D And F Block Elements — Core Principles &amp; Governing Laws</w:t>
+            </w:r>
+          </w:p>
+        </w:tc>
+        <w:tc>
+          <w:tcPr>
+            <w:tcW w:type="dxa" w:w="6480"/>
+            <w:shd w:fill="F7FAFC"/>
+            <w:tcMar>
+              <w:top w:w="100" w:type="dxa"/>
+              <w:bottom w:w="100" w:type="dxa"/>
+              <w:left w:w="150" w:type="dxa"/>
+              <w:right w:w="150" w:type="dxa"/>
+            </w:tcMar>
+          </w:tcPr>
+          <w:p>
+            <w:r>
+              <w:rPr>
+                <w:rFonts w:ascii="Cambria Math" w:hAnsi="Cambria Math"/>
+                <w:color w:val="2D3748"/>
+                <w:sz w:val="19"/>
+              </w:rPr>
+              <w:t>Mn^{2+}</w:t>
+            </w:r>
+          </w:p>
+        </w:tc>
+      </w:tr>
     </w:tbl>
     <w:p>
       <w:pPr>
@@ -338,7 +650,7 @@
           <w:color w:val="2B6CB0"/>
           <w:sz w:val="24"/>
         </w:rPr>
-        <w:t>3.1 Kcet D And F Block Elements - Core Application (Very High Yield — 28 PYQs)</w:t>
+        <w:t>3.1 D And F Block Elements — Standard Calculations &amp; Problem Archetypes (Very High Yield — 17 PYQs)</w:t>
       </w:r>
     </w:p>
     <w:p>
@@ -353,7 +665,7 @@
         <w:rPr>
           <w:sz w:val="20"/>
         </w:rPr>
-        <w:t>Key problem pattern in Kcet D And F Block Elements.</w:t>
+        <w:t>Quantitative numerical problem-solving techniques and standard question patterns frequently seen in D And F Block Elements.</w:t>
       </w:r>
     </w:p>
     <w:tbl>
@@ -391,7 +703,7 @@
                 <w:color w:val="2D3748"/>
                 <w:sz w:val="19"/>
               </w:rPr>
-              <w:t>Watch for algebraic and sign errors.</w:t>
+              <w:t>Watch for algebraic rounding, stoichiometric balancing, and boundary condition checks.</w:t>
             </w:r>
           </w:p>
         </w:tc>
@@ -432,7 +744,7 @@
                 <w:color w:val="2D3748"/>
                 <w:sz w:val="19"/>
               </w:rPr>
-              <w:t>Verify dimensions and boundary conditions.</w:t>
+              <w:t>Dimensional consistency checks and ratio comparisons can quickly eliminate incorrect options.</w:t>
             </w:r>
           </w:p>
         </w:tc>
@@ -488,6 +800,187 @@
           <w:b/>
           <w:sz w:val="18"/>
         </w:rPr>
+        <w:t xml:space="preserve">[2025 Shift] Q#1 (MCQ): </w:t>
+      </w:r>
+      <w:r>
+        <w:rPr>
+          <w:sz w:val="18"/>
+        </w:rPr>
+        <w:t xml:space="preserve">"A member of the Lanthanoid series which is well known to exhibit +4 oxidation state is..."  </w:t>
+      </w:r>
+      <w:r>
+        <w:rPr>
+          <w:b/>
+          <w:color w:val="2B6CB0"/>
+          <w:sz w:val="18"/>
+        </w:rPr>
+        <w:t>[Ans: N/A]</w:t>
+      </w:r>
+    </w:p>
+    <w:p>
+      <w:pPr>
+        <w:pStyle w:val="ListBullet"/>
+        <w:spacing w:after="40"/>
+      </w:pPr>
+      <w:r>
+        <w:rPr>
+          <w:b/>
+          <w:sz w:val="18"/>
+        </w:rPr>
+        <w:t xml:space="preserve">[2025 Shift] Q#2 (MCQ): </w:t>
+      </w:r>
+      <w:r>
+        <w:rPr>
+          <w:sz w:val="18"/>
+        </w:rPr>
+        <w:t xml:space="preserve">"In which of the following pairs, both the elements do not have (n-1)d^10ns^2 configuration?..."  </w:t>
+      </w:r>
+      <w:r>
+        <w:rPr>
+          <w:b/>
+          <w:color w:val="2B6CB0"/>
+          <w:sz w:val="18"/>
+        </w:rPr>
+        <w:t>[Ans: N/A]</w:t>
+      </w:r>
+    </w:p>
+    <w:p>
+      <w:pPr>
+        <w:spacing w:after="120"/>
+      </w:pPr>
+    </w:p>
+    <w:p>
+      <w:pPr>
+        <w:pStyle w:val="Heading2"/>
+      </w:pPr>
+      <w:r>
+        <w:rPr>
+          <w:color w:val="2B6CB0"/>
+          <w:sz w:val="24"/>
+        </w:rPr>
+        <w:t>3.2 D And F Block Elements — Applied Cases, Reactions &amp; Traps (High Yield — 12 PYQs)</w:t>
+      </w:r>
+    </w:p>
+    <w:p>
+      <w:r>
+        <w:rPr>
+          <w:b/>
+          <w:sz w:val="20"/>
+        </w:rPr>
+        <w:t xml:space="preserve">Core Principle: </w:t>
+      </w:r>
+      <w:r>
+        <w:rPr>
+          <w:sz w:val="20"/>
+        </w:rPr>
+        <w:t>Special cases, experimental observations, and conceptual traps designed to test deep understanding of D And F Block Elements.</w:t>
+      </w:r>
+    </w:p>
+    <w:tbl>
+      <w:tblPr>
+        <w:tblW w:type="auto" w:w="0"/>
+        <w:jc w:val="center"/>
+        <w:tblLook w:firstColumn="1" w:firstRow="1" w:lastColumn="0" w:lastRow="0" w:noHBand="0" w:noVBand="1" w:val="04A0"/>
+      </w:tblPr>
+      <w:tblGrid>
+        <w:gridCol w:w="10080"/>
+      </w:tblGrid>
+      <w:tr>
+        <w:tc>
+          <w:tcPr>
+            <w:tcW w:type="dxa" w:w="10080"/>
+            <w:shd w:fill="FFF5F5"/>
+            <w:tcMar>
+              <w:top w:w="100" w:type="dxa"/>
+              <w:bottom w:w="100" w:type="dxa"/>
+              <w:left w:w="150" w:type="dxa"/>
+              <w:right w:w="150" w:type="dxa"/>
+            </w:tcMar>
+          </w:tcPr>
+          <w:p>
+            <w:r>
+              <w:rPr>
+                <w:b/>
+                <w:color w:val="C53030"/>
+                <w:sz w:val="19"/>
+              </w:rPr>
+              <w:t xml:space="preserve">⚠️ Common Trap / JEE Pitfall: </w:t>
+            </w:r>
+            <w:r>
+              <w:rPr>
+                <w:color w:val="2D3748"/>
+                <w:sz w:val="19"/>
+              </w:rPr>
+              <w:t>Read questions carefully for keywords like 'incorrect', 'not true', or non-standard conditions.</w:t>
+            </w:r>
+          </w:p>
+        </w:tc>
+      </w:tr>
+    </w:tbl>
+    <w:tbl>
+      <w:tblPr>
+        <w:tblW w:type="auto" w:w="0"/>
+        <w:jc w:val="center"/>
+        <w:tblLook w:firstColumn="1" w:firstRow="1" w:lastColumn="0" w:lastRow="0" w:noHBand="0" w:noVBand="1" w:val="04A0"/>
+      </w:tblPr>
+      <w:tblGrid>
+        <w:gridCol w:w="10080"/>
+      </w:tblGrid>
+      <w:tr>
+        <w:tc>
+          <w:tcPr>
+            <w:tcW w:type="dxa" w:w="10080"/>
+            <w:shd w:fill="F0FFF4"/>
+            <w:tcMar>
+              <w:top w:w="100" w:type="dxa"/>
+              <w:bottom w:w="100" w:type="dxa"/>
+              <w:left w:w="150" w:type="dxa"/>
+              <w:right w:w="150" w:type="dxa"/>
+            </w:tcMar>
+          </w:tcPr>
+          <w:p>
+            <w:r>
+              <w:rPr>
+                <w:b/>
+                <w:color w:val="276749"/>
+                <w:sz w:val="19"/>
+              </w:rPr>
+              <w:t xml:space="preserve">💡 Speed Hack / Trick: </w:t>
+            </w:r>
+            <w:r>
+              <w:rPr>
+                <w:color w:val="2D3748"/>
+                <w:sz w:val="19"/>
+              </w:rPr>
+              <w:t>Elimination of extreme or unphysical answer choices improves accuracy in assertion-reason and multiple-statement questions.</w:t>
+            </w:r>
+          </w:p>
+        </w:tc>
+      </w:tr>
+    </w:tbl>
+    <w:p>
+      <w:pPr>
+        <w:spacing w:before="120" w:after="40"/>
+      </w:pPr>
+      <w:r>
+        <w:rPr>
+          <w:b/>
+          <w:color w:val="1A365D"/>
+          <w:sz w:val="19"/>
+        </w:rPr>
+        <w:t>Source PYQs testing this concept:</w:t>
+      </w:r>
+    </w:p>
+    <w:p>
+      <w:pPr>
+        <w:pStyle w:val="ListBullet"/>
+        <w:spacing w:after="40"/>
+      </w:pPr>
+      <w:r>
+        <w:rPr>
+          <w:b/>
+          <w:sz w:val="18"/>
+        </w:rPr>
         <w:t xml:space="preserve">[2026 Shift] Q#2 (MCQ): </w:t>
       </w:r>
       <w:r>
@@ -522,6 +1015,241 @@
           <w:sz w:val="18"/>
         </w:rPr>
         <w:t xml:space="preserve">"Which of the following will not act as an oxidising agent?..."  </w:t>
+      </w:r>
+      <w:r>
+        <w:rPr>
+          <w:b/>
+          <w:color w:val="2B6CB0"/>
+          <w:sz w:val="18"/>
+        </w:rPr>
+        <w:t>[Ans: N/A]</w:t>
+      </w:r>
+    </w:p>
+    <w:p>
+      <w:pPr>
+        <w:pStyle w:val="ListBullet"/>
+        <w:spacing w:after="40"/>
+      </w:pPr>
+      <w:r>
+        <w:rPr>
+          <w:b/>
+          <w:sz w:val="18"/>
+        </w:rPr>
+        <w:t xml:space="preserve">[2025 Shift] Q#4 (MCQ): </w:t>
+      </w:r>
+      <w:r>
+        <w:rPr>
+          <w:sz w:val="18"/>
+        </w:rPr>
+        <w:t xml:space="preserve">"In the following pairs, the one in which both transition metal ions are colourless is..."  </w:t>
+      </w:r>
+      <w:r>
+        <w:rPr>
+          <w:b/>
+          <w:color w:val="2B6CB0"/>
+          <w:sz w:val="18"/>
+        </w:rPr>
+        <w:t>[Ans: N/A]</w:t>
+      </w:r>
+    </w:p>
+    <w:p>
+      <w:pPr>
+        <w:spacing w:after="120"/>
+      </w:pPr>
+    </w:p>
+    <w:p>
+      <w:pPr>
+        <w:pStyle w:val="Heading2"/>
+      </w:pPr>
+      <w:r>
+        <w:rPr>
+          <w:color w:val="2B6CB0"/>
+          <w:sz w:val="24"/>
+        </w:rPr>
+        <w:t>3.3 D And F Block Elements — Core Principles &amp; Governing Laws (Moderate Yield — 4 PYQs)</w:t>
+      </w:r>
+    </w:p>
+    <w:p>
+      <w:r>
+        <w:rPr>
+          <w:b/>
+          <w:sz w:val="20"/>
+        </w:rPr>
+        <w:t xml:space="preserve">Core Principle: </w:t>
+      </w:r>
+      <w:r>
+        <w:rPr>
+          <w:sz w:val="20"/>
+        </w:rPr>
+        <w:t>Fundamental definitions, core postulates, and governing physical/chemical relations in D And F Block Elements.</w:t>
+      </w:r>
+    </w:p>
+    <w:tbl>
+      <w:tblPr>
+        <w:tblW w:type="auto" w:w="0"/>
+        <w:jc w:val="center"/>
+        <w:tblLook w:firstColumn="1" w:firstRow="1" w:lastColumn="0" w:lastRow="0" w:noHBand="0" w:noVBand="1" w:val="04A0"/>
+      </w:tblPr>
+      <w:tblGrid>
+        <w:gridCol w:w="10080"/>
+      </w:tblGrid>
+      <w:tr>
+        <w:tc>
+          <w:tcPr>
+            <w:tcW w:type="dxa" w:w="10080"/>
+            <w:shd w:fill="FFF5F5"/>
+            <w:tcMar>
+              <w:top w:w="100" w:type="dxa"/>
+              <w:bottom w:w="100" w:type="dxa"/>
+              <w:left w:w="150" w:type="dxa"/>
+              <w:right w:w="150" w:type="dxa"/>
+            </w:tcMar>
+          </w:tcPr>
+          <w:p>
+            <w:r>
+              <w:rPr>
+                <w:b/>
+                <w:color w:val="C53030"/>
+                <w:sz w:val="19"/>
+              </w:rPr>
+              <w:t xml:space="preserve">⚠️ Common Trap / JEE Pitfall: </w:t>
+            </w:r>
+            <w:r>
+              <w:rPr>
+                <w:color w:val="2D3748"/>
+                <w:sz w:val="19"/>
+              </w:rPr>
+              <w:t>Carefully verify units, standard reference states, and sign conventions in D And F Block Elements.</w:t>
+            </w:r>
+          </w:p>
+        </w:tc>
+      </w:tr>
+    </w:tbl>
+    <w:tbl>
+      <w:tblPr>
+        <w:tblW w:type="auto" w:w="0"/>
+        <w:jc w:val="center"/>
+        <w:tblLook w:firstColumn="1" w:firstRow="1" w:lastColumn="0" w:lastRow="0" w:noHBand="0" w:noVBand="1" w:val="04A0"/>
+      </w:tblPr>
+      <w:tblGrid>
+        <w:gridCol w:w="10080"/>
+      </w:tblGrid>
+      <w:tr>
+        <w:tc>
+          <w:tcPr>
+            <w:tcW w:type="dxa" w:w="10080"/>
+            <w:shd w:fill="F0FFF4"/>
+            <w:tcMar>
+              <w:top w:w="100" w:type="dxa"/>
+              <w:bottom w:w="100" w:type="dxa"/>
+              <w:left w:w="150" w:type="dxa"/>
+              <w:right w:w="150" w:type="dxa"/>
+            </w:tcMar>
+          </w:tcPr>
+          <w:p>
+            <w:r>
+              <w:rPr>
+                <w:b/>
+                <w:color w:val="276749"/>
+                <w:sz w:val="19"/>
+              </w:rPr>
+              <w:t xml:space="preserve">💡 Speed Hack / Trick: </w:t>
+            </w:r>
+            <w:r>
+              <w:rPr>
+                <w:color w:val="2D3748"/>
+                <w:sz w:val="19"/>
+              </w:rPr>
+              <w:t>Focus on high-yield formulas and standard limiting approximations tested in D And F Block Elements PYQs.</w:t>
+            </w:r>
+          </w:p>
+        </w:tc>
+      </w:tr>
+    </w:tbl>
+    <w:p>
+      <w:pPr>
+        <w:spacing w:before="120" w:after="40"/>
+      </w:pPr>
+      <w:r>
+        <w:rPr>
+          <w:b/>
+          <w:color w:val="1A365D"/>
+          <w:sz w:val="19"/>
+        </w:rPr>
+        <w:t>Source PYQs testing this concept:</w:t>
+      </w:r>
+    </w:p>
+    <w:p>
+      <w:pPr>
+        <w:pStyle w:val="ListBullet"/>
+        <w:spacing w:after="40"/>
+      </w:pPr>
+      <w:r>
+        <w:rPr>
+          <w:b/>
+          <w:sz w:val="18"/>
+        </w:rPr>
+        <w:t xml:space="preserve">[2024 Shift] Q#3 (MCQ): </w:t>
+      </w:r>
+      <w:r>
+        <w:rPr>
+          <w:sz w:val="18"/>
+        </w:rPr>
+        <w:t xml:space="preserve">"MnO exhibits..."  </w:t>
+      </w:r>
+      <w:r>
+        <w:rPr>
+          <w:b/>
+          <w:color w:val="2B6CB0"/>
+          <w:sz w:val="18"/>
+        </w:rPr>
+        <w:t>[Ans: N/A]</w:t>
+      </w:r>
+    </w:p>
+    <w:p>
+      <w:pPr>
+        <w:pStyle w:val="ListBullet"/>
+        <w:spacing w:after="40"/>
+      </w:pPr>
+      <w:r>
+        <w:rPr>
+          <w:b/>
+          <w:sz w:val="18"/>
+        </w:rPr>
+        <w:t xml:space="preserve">[2023 Shift] Q#3 (MCQ): </w:t>
+      </w:r>
+      <w:r>
+        <w:rPr>
+          <w:sz w:val="18"/>
+        </w:rPr>
+        <w:t xml:space="preserve">"Which of the following is correct with respect to melting point of a transition element?..."  </w:t>
+      </w:r>
+      <w:r>
+        <w:rPr>
+          <w:b/>
+          <w:color w:val="2B6CB0"/>
+          <w:sz w:val="18"/>
+        </w:rPr>
+        <w:t>[Ans: N/A]</w:t>
+      </w:r>
+    </w:p>
+    <w:p>
+      <w:pPr>
+        <w:pStyle w:val="ListBullet"/>
+        <w:spacing w:after="40"/>
+      </w:pPr>
+      <w:r>
+        <w:rPr>
+          <w:b/>
+          <w:sz w:val="18"/>
+        </w:rPr>
+        <w:t xml:space="preserve">[2021 Shift] Q#3 (MCQ): </w:t>
+      </w:r>
+      <w:r>
+        <w:rPr>
+          <w:sz w:val="18"/>
+        </w:rPr>
+        <w:t xml:space="preserve">"Which of the following does not represent property stated against it?..."  </w:t>
       </w:r>
       <w:r>
         <w:rPr>
@@ -662,6 +1390,250 @@
               <w:t>Solution Analysis:</w:t>
               <w:br/>
               <w:t>For spin only magnetic moment, we use the formula μ=√(n(n+2))BM where n is the number of unpaired electrons. Chromium has atomic number 24 . Its electronic configuration is Cr=[Ar]3d^54s^1 For Cr^2+ , two electrons are removed. First the 4s electron is removed, then one electron from 3d . So, Cr^2+=[Ar]3d^4 In 3d^4 , according to Hund’s rule, the four electrons occupy four different d orbitals singly. So the number of unpaired electrons is n=4 Now, μ=√(4(4+2)) μ=√(24) μ=4.90BM So the correct answer is 4.90BM Option B.</w:t>
+            </w:r>
+          </w:p>
+        </w:tc>
+      </w:tr>
+    </w:tbl>
+    <w:p>
+      <w:pPr>
+        <w:spacing w:after="120"/>
+      </w:pPr>
+    </w:p>
+    <w:p>
+      <w:pPr>
+        <w:spacing w:before="160" w:after="40"/>
+      </w:pPr>
+      <w:r>
+        <w:rPr>
+          <w:b/>
+          <w:color w:val="1A365D"/>
+          <w:sz w:val="22"/>
+        </w:rPr>
+        <w:t>Benchmark Problem 2: KCET 2026 (Q#2)</w:t>
+      </w:r>
+    </w:p>
+    <w:p>
+      <w:pPr>
+        <w:spacing w:after="80"/>
+      </w:pPr>
+      <w:r>
+        <w:rPr>
+          <w:sz w:val="20"/>
+        </w:rPr>
+        <w:t>The highest oxidation state of manganese in fluoride is +4 ( MnF_(4) ), but the highest oxidation state in oxides is +7 ( Mn_(2)O_(7) ), because</w:t>
+      </w:r>
+    </w:p>
+    <w:p>
+      <w:pPr>
+        <w:pStyle w:val="ListBullet"/>
+        <w:spacing w:after="20"/>
+      </w:pPr>
+      <w:r>
+        <w:rPr>
+          <w:sz w:val="19"/>
+        </w:rPr>
+        <w:t>(A) Fluorine is more electronegative than oxygen</w:t>
+      </w:r>
+    </w:p>
+    <w:p>
+      <w:pPr>
+        <w:pStyle w:val="ListBullet"/>
+        <w:spacing w:after="20"/>
+      </w:pPr>
+      <w:r>
+        <w:rPr>
+          <w:sz w:val="19"/>
+        </w:rPr>
+        <w:t>(B) Fluorine possesses d-orbitals</w:t>
+      </w:r>
+    </w:p>
+    <w:p>
+      <w:pPr>
+        <w:pStyle w:val="ListBullet"/>
+        <w:spacing w:after="20"/>
+      </w:pPr>
+      <w:r>
+        <w:rPr>
+          <w:sz w:val="19"/>
+        </w:rPr>
+        <w:t>(C) Fluorine stabilises lower oxidation state</w:t>
+      </w:r>
+    </w:p>
+    <w:p>
+      <w:pPr>
+        <w:pStyle w:val="ListBullet"/>
+        <w:spacing w:after="20"/>
+      </w:pPr>
+      <w:r>
+        <w:rPr>
+          <w:b/>
+          <w:color w:val="276749"/>
+          <w:sz w:val="19"/>
+        </w:rPr>
+        <w:t>(D) In covalent compounds, fluorine can form single bond only, while oxygen forms double bond</w:t>
+      </w:r>
+    </w:p>
+    <w:tbl>
+      <w:tblPr>
+        <w:tblW w:type="auto" w:w="0"/>
+        <w:jc w:val="center"/>
+        <w:tblLook w:firstColumn="1" w:firstRow="1" w:lastColumn="0" w:lastRow="0" w:noHBand="0" w:noVBand="1" w:val="04A0"/>
+      </w:tblPr>
+      <w:tblGrid>
+        <w:gridCol w:w="10080"/>
+      </w:tblGrid>
+      <w:tr>
+        <w:tc>
+          <w:tcPr>
+            <w:tcW w:type="dxa" w:w="10080"/>
+            <w:shd w:fill="F7FAFC"/>
+            <w:tcMar>
+              <w:top w:w="100" w:type="dxa"/>
+              <w:bottom w:w="100" w:type="dxa"/>
+              <w:left w:w="150" w:type="dxa"/>
+              <w:right w:w="150" w:type="dxa"/>
+            </w:tcMar>
+          </w:tcPr>
+          <w:p>
+            <w:r>
+              <w:rPr>
+                <w:b/>
+                <w:color w:val="1A365D"/>
+                <w:sz w:val="19"/>
+              </w:rPr>
+              <w:t>Correct Answer: D</w:t>
+              <w:br/>
+            </w:r>
+            <w:r>
+              <w:rPr>
+                <w:color w:val="2D3748"/>
+                <w:sz w:val="18"/>
+              </w:rPr>
+              <w:t>Solution Analysis:</w:t>
+              <w:br/>
+              <w:t>The correct option is Option D . In MnF_(4) , fluorine has oxidation state -1 . So, if oxidation state of Mn is x : x+4(-1)=0 x=+4 So manganese shows +4 oxidation state in MnF_(4) . In Mn_(2)O_(7) , oxygen has oxidation state -2 . Let oxidation state of Mn be x : 2x+7(-2)=0 2x-14=0 x=+7 So manganese shows +7 oxidation state in Mn_(2)O_(7) . Now the main reason is bonding. Fluorine is very electronegative, but it can form only one single bond because it needs only one electron to complete its octet. So fluorine cannot form multiple bonds with manganese. Due to this, it cannot stabilise very high oxidation states like +7 in manganese. Oxygen, on the other hand, can form double bonds with metals. These multiple bonds help stabilise higher oxidation states. That is why manganese can show +7 oxidation state in oxides like Mn_(2)O_(7) . So the correct reason is: Option D: In covalent compounds, fluorine can form single bond only, while oxygen forms double bond.</w:t>
+            </w:r>
+          </w:p>
+        </w:tc>
+      </w:tr>
+    </w:tbl>
+    <w:p>
+      <w:pPr>
+        <w:spacing w:after="120"/>
+      </w:pPr>
+    </w:p>
+    <w:p>
+      <w:pPr>
+        <w:spacing w:before="160" w:after="40"/>
+      </w:pPr>
+      <w:r>
+        <w:rPr>
+          <w:b/>
+          <w:color w:val="1A365D"/>
+          <w:sz w:val="22"/>
+        </w:rPr>
+        <w:t>Benchmark Problem 3: KCET 2024 (Q#3)</w:t>
+      </w:r>
+    </w:p>
+    <w:p>
+      <w:pPr>
+        <w:spacing w:after="80"/>
+      </w:pPr>
+      <w:r>
+        <w:rPr>
+          <w:sz w:val="20"/>
+        </w:rPr>
+        <w:t>MnO exhibits</w:t>
+      </w:r>
+    </w:p>
+    <w:p>
+      <w:pPr>
+        <w:pStyle w:val="ListBullet"/>
+        <w:spacing w:after="20"/>
+      </w:pPr>
+      <w:r>
+        <w:rPr>
+          <w:sz w:val="19"/>
+        </w:rPr>
+        <w:t>(A) ferrimagnetism</w:t>
+      </w:r>
+    </w:p>
+    <w:p>
+      <w:pPr>
+        <w:pStyle w:val="ListBullet"/>
+        <w:spacing w:after="20"/>
+      </w:pPr>
+      <w:r>
+        <w:rPr>
+          <w:sz w:val="19"/>
+        </w:rPr>
+        <w:t>(B) antiferromagnetism</w:t>
+      </w:r>
+    </w:p>
+    <w:p>
+      <w:pPr>
+        <w:pStyle w:val="ListBullet"/>
+        <w:spacing w:after="20"/>
+      </w:pPr>
+      <w:r>
+        <w:rPr>
+          <w:sz w:val="19"/>
+        </w:rPr>
+        <w:t>(C) ferromagnetism</w:t>
+      </w:r>
+    </w:p>
+    <w:p>
+      <w:pPr>
+        <w:pStyle w:val="ListBullet"/>
+        <w:spacing w:after="20"/>
+      </w:pPr>
+      <w:r>
+        <w:rPr>
+          <w:sz w:val="19"/>
+        </w:rPr>
+        <w:t>(D) paramagnetism</w:t>
+      </w:r>
+    </w:p>
+    <w:tbl>
+      <w:tblPr>
+        <w:tblW w:type="auto" w:w="0"/>
+        <w:jc w:val="center"/>
+        <w:tblLook w:firstColumn="1" w:firstRow="1" w:lastColumn="0" w:lastRow="0" w:noHBand="0" w:noVBand="1" w:val="04A0"/>
+      </w:tblPr>
+      <w:tblGrid>
+        <w:gridCol w:w="10080"/>
+      </w:tblGrid>
+      <w:tr>
+        <w:tc>
+          <w:tcPr>
+            <w:tcW w:type="dxa" w:w="10080"/>
+            <w:shd w:fill="F7FAFC"/>
+            <w:tcMar>
+              <w:top w:w="100" w:type="dxa"/>
+              <w:bottom w:w="100" w:type="dxa"/>
+              <w:left w:w="150" w:type="dxa"/>
+              <w:right w:w="150" w:type="dxa"/>
+            </w:tcMar>
+          </w:tcPr>
+          <w:p>
+            <w:r>
+              <w:rPr>
+                <w:b/>
+                <w:color w:val="1A365D"/>
+                <w:sz w:val="19"/>
+              </w:rPr>
+              <w:t>Correct Answer: None</w:t>
+              <w:br/>
+            </w:r>
+            <w:r>
+              <w:rPr>
+                <w:color w:val="2D3748"/>
+                <w:sz w:val="18"/>
+              </w:rPr>
+              <w:t>Solution Analysis:</w:t>
+              <w:br/>
+              <w:t>MnO exhibit antiferromagnetism. They have domain structure similar to ferromagnetic substance, but their domains are oppositely oriented and cancel out each other's magnetic moment.</w:t>
             </w:r>
           </w:p>
         </w:tc>

--- a/dist/exports/kcet-d-and-f-block-elements_revision_notes.docx
+++ b/dist/exports/kcet-d-and-f-block-elements_revision_notes.docx
@@ -13,7 +13,7 @@
           <w:color w:val="1A365D"/>
           <w:sz w:val="44"/>
         </w:rPr>
-        <w:t>JEE MAIN REVISION MASTER: D AND F BLOCK ELEMENTS 2026 3 QUESTIONS 5% WEIGHTAGE</w:t>
+        <w:t>JEE MAIN REVISION MASTER: D AND F BLOCK ELEMENTS</w:t>
       </w:r>
     </w:p>
     <w:p>
@@ -189,7 +189,7 @@
                 <w:color w:val="2D3748"/>
                 <w:sz w:val="19"/>
               </w:rPr>
-              <w:t>D And F Block Elements — Standard Calculations &amp; Problem Archetypes</w:t>
+              <w:t>D And F Block Elements — Core Principles &amp; Governing Laws</w:t>
             </w:r>
           </w:p>
         </w:tc>
@@ -209,7 +209,7 @@
               <w:rPr>
                 <w:sz w:val="19"/>
               </w:rPr>
-              <w:t>17 PYQs</w:t>
+              <w:t>22 PYQs</w:t>
             </w:r>
           </w:p>
         </w:tc>
@@ -230,7 +230,7 @@
                 <w:color w:val="718096"/>
                 <w:sz w:val="19"/>
               </w:rPr>
-              <w:t>Quantitative Analysis</w:t>
+              <w:t>Core Principle</w:t>
             </w:r>
           </w:p>
         </w:tc>
@@ -251,10 +251,10 @@
             <w:r>
               <w:rPr>
                 <w:b/>
-                <w:color w:val="2B6CB0"/>
+                <w:color w:val="718096"/>
                 <w:sz w:val="19"/>
               </w:rPr>
-              <w:t>High</w:t>
+              <w:t>Moderate</w:t>
             </w:r>
           </w:p>
         </w:tc>
@@ -296,7 +296,7 @@
               <w:rPr>
                 <w:sz w:val="19"/>
               </w:rPr>
-              <w:t>12 PYQs</w:t>
+              <w:t>5 PYQs</w:t>
             </w:r>
           </w:p>
         </w:tc>
@@ -341,7 +341,7 @@
                 <w:color w:val="718096"/>
                 <w:sz w:val="19"/>
               </w:rPr>
-              <w:t>Moderate</w:t>
+              <w:t>Standard</w:t>
             </w:r>
           </w:p>
         </w:tc>
@@ -363,7 +363,7 @@
                 <w:color w:val="2D3748"/>
                 <w:sz w:val="19"/>
               </w:rPr>
-              <w:t>D And F Block Elements — Core Principles &amp; Governing Laws</w:t>
+              <w:t>D And F Block Elements — Standard Calculations &amp; Problem Archetypes</w:t>
             </w:r>
           </w:p>
         </w:tc>
@@ -383,7 +383,7 @@
               <w:rPr>
                 <w:sz w:val="19"/>
               </w:rPr>
-              <w:t>4 PYQs</w:t>
+              <w:t>2 PYQs</w:t>
             </w:r>
           </w:p>
         </w:tc>
@@ -404,7 +404,7 @@
                 <w:color w:val="718096"/>
                 <w:sz w:val="19"/>
               </w:rPr>
-              <w:t>Core Principle</w:t>
+              <w:t>Quantitative Analysis</w:t>
             </w:r>
           </w:p>
         </w:tc>
@@ -504,7 +504,7 @@
                 <w:color w:val="1A365D"/>
                 <w:sz w:val="19"/>
               </w:rPr>
-              <w:t>D And F Block Elements — Standard Calculations &amp; Problem Archetypes</w:t>
+              <w:t>D And F Block Elements — Core Principles &amp; Governing Laws</w:t>
             </w:r>
           </w:p>
         </w:tc>
@@ -526,7 +526,7 @@
                 <w:color w:val="2D3748"/>
                 <w:sz w:val="19"/>
               </w:rPr>
-              <w:t>[Ar]3d^{10}4s^{1}, \quad (n-1)d^{10}ns^{2}, \quad \mu=\sqrt{n(n+2)}\text{BM}</w:t>
+              <w:t>Cu_{2}O, \quad \mu=\sqrt{n(n+2)}\text{B.M}, \quad \text{Cr}^{2+}</w:t>
             </w:r>
           </w:p>
         </w:tc>
@@ -572,7 +572,7 @@
                 <w:color w:val="2D3748"/>
                 <w:sz w:val="19"/>
               </w:rPr>
-              <w:t>d^{0}, \quad Mn^{2+}, \quad 2x-14=0</w:t>
+              <w:t>CrO_{2}., \quad Mn^{2+}, \quad K_{2}Cr_{2}O_{7}</w:t>
             </w:r>
           </w:p>
         </w:tc>
@@ -596,7 +596,7 @@
                 <w:color w:val="1A365D"/>
                 <w:sz w:val="19"/>
               </w:rPr>
-              <w:t>D And F Block Elements — Core Principles &amp; Governing Laws</w:t>
+              <w:t>D And F Block Elements — Standard Calculations &amp; Problem Archetypes</w:t>
             </w:r>
           </w:p>
         </w:tc>
@@ -618,7 +618,7 @@
                 <w:color w:val="2D3748"/>
                 <w:sz w:val="19"/>
               </w:rPr>
-              <w:t>Mn^{2+}</w:t>
+              <w:t>[Ar]3d^{10}4s^{1}, \quad (n-1)d^{10}ns^{2}</w:t>
             </w:r>
           </w:p>
         </w:tc>
@@ -650,7 +650,423 @@
           <w:color w:val="2B6CB0"/>
           <w:sz w:val="24"/>
         </w:rPr>
-        <w:t>3.1 D And F Block Elements — Standard Calculations &amp; Problem Archetypes (Very High Yield — 17 PYQs)</w:t>
+        <w:t>3.1 D And F Block Elements — Core Principles &amp; Governing Laws (Very High Yield — 22 PYQs)</w:t>
+      </w:r>
+    </w:p>
+    <w:p>
+      <w:r>
+        <w:rPr>
+          <w:b/>
+          <w:sz w:val="20"/>
+        </w:rPr>
+        <w:t xml:space="preserve">Core Principle: </w:t>
+      </w:r>
+      <w:r>
+        <w:rPr>
+          <w:sz w:val="20"/>
+        </w:rPr>
+        <w:t>Fundamental definitions, core postulates, and governing physical/chemical relations in D And F Block Elements.</w:t>
+      </w:r>
+    </w:p>
+    <w:tbl>
+      <w:tblPr>
+        <w:tblW w:type="auto" w:w="0"/>
+        <w:jc w:val="center"/>
+        <w:tblLook w:firstColumn="1" w:firstRow="1" w:lastColumn="0" w:lastRow="0" w:noHBand="0" w:noVBand="1" w:val="04A0"/>
+      </w:tblPr>
+      <w:tblGrid>
+        <w:gridCol w:w="10080"/>
+      </w:tblGrid>
+      <w:tr>
+        <w:tc>
+          <w:tcPr>
+            <w:tcW w:type="dxa" w:w="10080"/>
+            <w:shd w:fill="FFF5F5"/>
+            <w:tcMar>
+              <w:top w:w="100" w:type="dxa"/>
+              <w:bottom w:w="100" w:type="dxa"/>
+              <w:left w:w="150" w:type="dxa"/>
+              <w:right w:w="150" w:type="dxa"/>
+            </w:tcMar>
+          </w:tcPr>
+          <w:p>
+            <w:r>
+              <w:rPr>
+                <w:b/>
+                <w:color w:val="C53030"/>
+                <w:sz w:val="19"/>
+              </w:rPr>
+              <w:t xml:space="preserve">⚠️ Common Trap / JEE Pitfall: </w:t>
+            </w:r>
+            <w:r>
+              <w:rPr>
+                <w:color w:val="2D3748"/>
+                <w:sz w:val="19"/>
+              </w:rPr>
+              <w:t>Carefully verify units, standard reference states, and sign conventions in D And F Block Elements.</w:t>
+            </w:r>
+          </w:p>
+        </w:tc>
+      </w:tr>
+    </w:tbl>
+    <w:tbl>
+      <w:tblPr>
+        <w:tblW w:type="auto" w:w="0"/>
+        <w:jc w:val="center"/>
+        <w:tblLook w:firstColumn="1" w:firstRow="1" w:lastColumn="0" w:lastRow="0" w:noHBand="0" w:noVBand="1" w:val="04A0"/>
+      </w:tblPr>
+      <w:tblGrid>
+        <w:gridCol w:w="10080"/>
+      </w:tblGrid>
+      <w:tr>
+        <w:tc>
+          <w:tcPr>
+            <w:tcW w:type="dxa" w:w="10080"/>
+            <w:shd w:fill="F0FFF4"/>
+            <w:tcMar>
+              <w:top w:w="100" w:type="dxa"/>
+              <w:bottom w:w="100" w:type="dxa"/>
+              <w:left w:w="150" w:type="dxa"/>
+              <w:right w:w="150" w:type="dxa"/>
+            </w:tcMar>
+          </w:tcPr>
+          <w:p>
+            <w:r>
+              <w:rPr>
+                <w:b/>
+                <w:color w:val="276749"/>
+                <w:sz w:val="19"/>
+              </w:rPr>
+              <w:t xml:space="preserve">💡 Speed Hack / Trick: </w:t>
+            </w:r>
+            <w:r>
+              <w:rPr>
+                <w:color w:val="2D3748"/>
+                <w:sz w:val="19"/>
+              </w:rPr>
+              <w:t>Focus on high-yield formulas and standard limiting approximations tested in D And F Block Elements PYQs.</w:t>
+            </w:r>
+          </w:p>
+        </w:tc>
+      </w:tr>
+    </w:tbl>
+    <w:p>
+      <w:pPr>
+        <w:spacing w:before="120" w:after="40"/>
+      </w:pPr>
+      <w:r>
+        <w:rPr>
+          <w:b/>
+          <w:color w:val="1A365D"/>
+          <w:sz w:val="19"/>
+        </w:rPr>
+        <w:t>Source PYQs testing this concept:</w:t>
+      </w:r>
+    </w:p>
+    <w:p>
+      <w:pPr>
+        <w:pStyle w:val="ListBullet"/>
+        <w:spacing w:after="40"/>
+      </w:pPr>
+      <w:r>
+        <w:rPr>
+          <w:b/>
+          <w:sz w:val="18"/>
+        </w:rPr>
+        <w:t xml:space="preserve">[2026 Shift] Q#1 (MCQ): </w:t>
+      </w:r>
+      <w:r>
+        <w:rPr>
+          <w:sz w:val="18"/>
+        </w:rPr>
+        <w:t xml:space="preserve">"The calculated spin only magnetic moment of Cr^2+ ion is..."  </w:t>
+      </w:r>
+      <w:r>
+        <w:rPr>
+          <w:b/>
+          <w:color w:val="2B6CB0"/>
+          <w:sz w:val="18"/>
+        </w:rPr>
+        <w:t>[Ans: B]</w:t>
+      </w:r>
+    </w:p>
+    <w:p>
+      <w:pPr>
+        <w:pStyle w:val="ListBullet"/>
+        <w:spacing w:after="40"/>
+      </w:pPr>
+      <w:r>
+        <w:rPr>
+          <w:b/>
+          <w:sz w:val="18"/>
+        </w:rPr>
+        <w:t xml:space="preserve">[2026 Shift] Q#2 (MCQ): </w:t>
+      </w:r>
+      <w:r>
+        <w:rPr>
+          <w:sz w:val="18"/>
+        </w:rPr>
+        <w:t xml:space="preserve">"The highest oxidation state of manganese in fluoride is +4 ( MnF_(4) ), but the highest oxidation state in oxides is +7 ( $\tex..."  </w:t>
+      </w:r>
+      <w:r>
+        <w:rPr>
+          <w:b/>
+          <w:color w:val="2B6CB0"/>
+          <w:sz w:val="18"/>
+        </w:rPr>
+        <w:t>[Ans: D]</w:t>
+      </w:r>
+    </w:p>
+    <w:p>
+      <w:pPr>
+        <w:pStyle w:val="ListBullet"/>
+        <w:spacing w:after="40"/>
+      </w:pPr>
+      <w:r>
+        <w:rPr>
+          <w:b/>
+          <w:sz w:val="18"/>
+        </w:rPr>
+        <w:t xml:space="preserve">[2026 Shift] Q#3 (MCQ): </w:t>
+      </w:r>
+      <w:r>
+        <w:rPr>
+          <w:sz w:val="18"/>
+        </w:rPr>
+        <w:t xml:space="preserve">"Which of the following will not act as an oxidising agent?..."  </w:t>
+      </w:r>
+      <w:r>
+        <w:rPr>
+          <w:b/>
+          <w:color w:val="2B6CB0"/>
+          <w:sz w:val="18"/>
+        </w:rPr>
+        <w:t>[Ans: N/A]</w:t>
+      </w:r>
+    </w:p>
+    <w:p>
+      <w:pPr>
+        <w:spacing w:after="120"/>
+      </w:pPr>
+    </w:p>
+    <w:p>
+      <w:pPr>
+        <w:pStyle w:val="Heading2"/>
+      </w:pPr>
+      <w:r>
+        <w:rPr>
+          <w:color w:val="2B6CB0"/>
+          <w:sz w:val="24"/>
+        </w:rPr>
+        <w:t>3.2 D And F Block Elements — Applied Cases, Reactions &amp; Traps (Moderate Yield — 5 PYQs)</w:t>
+      </w:r>
+    </w:p>
+    <w:p>
+      <w:r>
+        <w:rPr>
+          <w:b/>
+          <w:sz w:val="20"/>
+        </w:rPr>
+        <w:t xml:space="preserve">Core Principle: </w:t>
+      </w:r>
+      <w:r>
+        <w:rPr>
+          <w:sz w:val="20"/>
+        </w:rPr>
+        <w:t>Special cases, experimental observations, and conceptual traps designed to test deep understanding of D And F Block Elements.</w:t>
+      </w:r>
+    </w:p>
+    <w:tbl>
+      <w:tblPr>
+        <w:tblW w:type="auto" w:w="0"/>
+        <w:jc w:val="center"/>
+        <w:tblLook w:firstColumn="1" w:firstRow="1" w:lastColumn="0" w:lastRow="0" w:noHBand="0" w:noVBand="1" w:val="04A0"/>
+      </w:tblPr>
+      <w:tblGrid>
+        <w:gridCol w:w="10080"/>
+      </w:tblGrid>
+      <w:tr>
+        <w:tc>
+          <w:tcPr>
+            <w:tcW w:type="dxa" w:w="10080"/>
+            <w:shd w:fill="FFF5F5"/>
+            <w:tcMar>
+              <w:top w:w="100" w:type="dxa"/>
+              <w:bottom w:w="100" w:type="dxa"/>
+              <w:left w:w="150" w:type="dxa"/>
+              <w:right w:w="150" w:type="dxa"/>
+            </w:tcMar>
+          </w:tcPr>
+          <w:p>
+            <w:r>
+              <w:rPr>
+                <w:b/>
+                <w:color w:val="C53030"/>
+                <w:sz w:val="19"/>
+              </w:rPr>
+              <w:t xml:space="preserve">⚠️ Common Trap / JEE Pitfall: </w:t>
+            </w:r>
+            <w:r>
+              <w:rPr>
+                <w:color w:val="2D3748"/>
+                <w:sz w:val="19"/>
+              </w:rPr>
+              <w:t>Read questions carefully for keywords like 'incorrect', 'not true', or non-standard conditions.</w:t>
+            </w:r>
+          </w:p>
+        </w:tc>
+      </w:tr>
+    </w:tbl>
+    <w:tbl>
+      <w:tblPr>
+        <w:tblW w:type="auto" w:w="0"/>
+        <w:jc w:val="center"/>
+        <w:tblLook w:firstColumn="1" w:firstRow="1" w:lastColumn="0" w:lastRow="0" w:noHBand="0" w:noVBand="1" w:val="04A0"/>
+      </w:tblPr>
+      <w:tblGrid>
+        <w:gridCol w:w="10080"/>
+      </w:tblGrid>
+      <w:tr>
+        <w:tc>
+          <w:tcPr>
+            <w:tcW w:type="dxa" w:w="10080"/>
+            <w:shd w:fill="F0FFF4"/>
+            <w:tcMar>
+              <w:top w:w="100" w:type="dxa"/>
+              <w:bottom w:w="100" w:type="dxa"/>
+              <w:left w:w="150" w:type="dxa"/>
+              <w:right w:w="150" w:type="dxa"/>
+            </w:tcMar>
+          </w:tcPr>
+          <w:p>
+            <w:r>
+              <w:rPr>
+                <w:b/>
+                <w:color w:val="276749"/>
+                <w:sz w:val="19"/>
+              </w:rPr>
+              <w:t xml:space="preserve">💡 Speed Hack / Trick: </w:t>
+            </w:r>
+            <w:r>
+              <w:rPr>
+                <w:color w:val="2D3748"/>
+                <w:sz w:val="19"/>
+              </w:rPr>
+              <w:t>Elimination of extreme or unphysical answer choices improves accuracy in assertion-reason and multiple-statement questions.</w:t>
+            </w:r>
+          </w:p>
+        </w:tc>
+      </w:tr>
+    </w:tbl>
+    <w:p>
+      <w:pPr>
+        <w:spacing w:before="120" w:after="40"/>
+      </w:pPr>
+      <w:r>
+        <w:rPr>
+          <w:b/>
+          <w:color w:val="1A365D"/>
+          <w:sz w:val="19"/>
+        </w:rPr>
+        <w:t>Source PYQs testing this concept:</w:t>
+      </w:r>
+    </w:p>
+    <w:p>
+      <w:pPr>
+        <w:pStyle w:val="ListBullet"/>
+        <w:spacing w:after="40"/>
+      </w:pPr>
+      <w:r>
+        <w:rPr>
+          <w:b/>
+          <w:sz w:val="18"/>
+        </w:rPr>
+        <w:t xml:space="preserve">[2024 Shift] Q#2 (MCQ): </w:t>
+      </w:r>
+      <w:r>
+        <w:rPr>
+          <w:sz w:val="18"/>
+        </w:rPr>
+        <w:t xml:space="preserve">"Which of the following statements related to lanthanoids is incorrect?..."  </w:t>
+      </w:r>
+      <w:r>
+        <w:rPr>
+          <w:b/>
+          <w:color w:val="2B6CB0"/>
+          <w:sz w:val="18"/>
+        </w:rPr>
+        <w:t>[Ans: N/A]</w:t>
+      </w:r>
+    </w:p>
+    <w:p>
+      <w:pPr>
+        <w:pStyle w:val="ListBullet"/>
+        <w:spacing w:after="40"/>
+      </w:pPr>
+      <w:r>
+        <w:rPr>
+          <w:b/>
+          <w:sz w:val="18"/>
+        </w:rPr>
+        <w:t xml:space="preserve">[2021 Shift] Q#3 (MCQ): </w:t>
+      </w:r>
+      <w:r>
+        <w:rPr>
+          <w:sz w:val="18"/>
+        </w:rPr>
+        <w:t xml:space="preserve">"Which of the following does not represent property stated against it?..."  </w:t>
+      </w:r>
+      <w:r>
+        <w:rPr>
+          <w:b/>
+          <w:color w:val="2B6CB0"/>
+          <w:sz w:val="18"/>
+        </w:rPr>
+        <w:t>[Ans: N/A]</w:t>
+      </w:r>
+    </w:p>
+    <w:p>
+      <w:pPr>
+        <w:pStyle w:val="ListBullet"/>
+        <w:spacing w:after="40"/>
+      </w:pPr>
+      <w:r>
+        <w:rPr>
+          <w:b/>
+          <w:sz w:val="18"/>
+        </w:rPr>
+        <w:t xml:space="preserve">[2019 Shift] Q#1 (MCQ): </w:t>
+      </w:r>
+      <w:r>
+        <w:rPr>
+          <w:sz w:val="18"/>
+        </w:rPr>
+        <w:t xml:space="preserve">"Incorrect statement with reference to Ce(Z=58) is..."  </w:t>
+      </w:r>
+      <w:r>
+        <w:rPr>
+          <w:b/>
+          <w:color w:val="2B6CB0"/>
+          <w:sz w:val="18"/>
+        </w:rPr>
+        <w:t>[Ans: N/A]</w:t>
+      </w:r>
+    </w:p>
+    <w:p>
+      <w:pPr>
+        <w:spacing w:after="120"/>
+      </w:pPr>
+    </w:p>
+    <w:p>
+      <w:pPr>
+        <w:pStyle w:val="Heading2"/>
+      </w:pPr>
+      <w:r>
+        <w:rPr>
+          <w:color w:val="2B6CB0"/>
+          <w:sz w:val="24"/>
+        </w:rPr>
+        <w:t>3.3 D And F Block Elements — Standard Calculations &amp; Problem Archetypes (Standard Yield — 2 PYQs)</w:t>
       </w:r>
     </w:p>
     <w:p>
@@ -773,40 +1189,13 @@
           <w:b/>
           <w:sz w:val="18"/>
         </w:rPr>
-        <w:t xml:space="preserve">[2026 Shift] Q#1 (MCQ): </w:t>
+        <w:t xml:space="preserve">[2025 Shift] Q#2 (MCQ): </w:t>
       </w:r>
       <w:r>
         <w:rPr>
           <w:sz w:val="18"/>
         </w:rPr>
-        <w:t xml:space="preserve">"The calculated spin only magnetic moment of Cr^2+ ion is..."  </w:t>
-      </w:r>
-      <w:r>
-        <w:rPr>
-          <w:b/>
-          <w:color w:val="2B6CB0"/>
-          <w:sz w:val="18"/>
-        </w:rPr>
-        <w:t>[Ans: B]</w:t>
-      </w:r>
-    </w:p>
-    <w:p>
-      <w:pPr>
-        <w:pStyle w:val="ListBullet"/>
-        <w:spacing w:after="40"/>
-      </w:pPr>
-      <w:r>
-        <w:rPr>
-          <w:b/>
-          <w:sz w:val="18"/>
-        </w:rPr>
-        <w:t xml:space="preserve">[2025 Shift] Q#1 (MCQ): </w:t>
-      </w:r>
-      <w:r>
-        <w:rPr>
-          <w:sz w:val="18"/>
-        </w:rPr>
-        <w:t xml:space="preserve">"A member of the Lanthanoid series which is well known to exhibit +4 oxidation state is..."  </w:t>
+        <w:t xml:space="preserve">"In which of the following pairs, both the elements do not have (n-1)d^10ns^2 configuration?..."  </w:t>
       </w:r>
       <w:r>
         <w:rPr>
@@ -827,429 +1216,13 @@
           <w:b/>
           <w:sz w:val="18"/>
         </w:rPr>
-        <w:t xml:space="preserve">[2025 Shift] Q#2 (MCQ): </w:t>
+        <w:t xml:space="preserve">[2022 Shift] Q#1 (MCQ): </w:t>
       </w:r>
       <w:r>
         <w:rPr>
           <w:sz w:val="18"/>
         </w:rPr>
-        <w:t xml:space="preserve">"In which of the following pairs, both the elements do not have (n-1)d^10ns^2 configuration?..."  </w:t>
-      </w:r>
-      <w:r>
-        <w:rPr>
-          <w:b/>
-          <w:color w:val="2B6CB0"/>
-          <w:sz w:val="18"/>
-        </w:rPr>
-        <w:t>[Ans: N/A]</w:t>
-      </w:r>
-    </w:p>
-    <w:p>
-      <w:pPr>
-        <w:spacing w:after="120"/>
-      </w:pPr>
-    </w:p>
-    <w:p>
-      <w:pPr>
-        <w:pStyle w:val="Heading2"/>
-      </w:pPr>
-      <w:r>
-        <w:rPr>
-          <w:color w:val="2B6CB0"/>
-          <w:sz w:val="24"/>
-        </w:rPr>
-        <w:t>3.2 D And F Block Elements — Applied Cases, Reactions &amp; Traps (High Yield — 12 PYQs)</w:t>
-      </w:r>
-    </w:p>
-    <w:p>
-      <w:r>
-        <w:rPr>
-          <w:b/>
-          <w:sz w:val="20"/>
-        </w:rPr>
-        <w:t xml:space="preserve">Core Principle: </w:t>
-      </w:r>
-      <w:r>
-        <w:rPr>
-          <w:sz w:val="20"/>
-        </w:rPr>
-        <w:t>Special cases, experimental observations, and conceptual traps designed to test deep understanding of D And F Block Elements.</w:t>
-      </w:r>
-    </w:p>
-    <w:tbl>
-      <w:tblPr>
-        <w:tblW w:type="auto" w:w="0"/>
-        <w:jc w:val="center"/>
-        <w:tblLook w:firstColumn="1" w:firstRow="1" w:lastColumn="0" w:lastRow="0" w:noHBand="0" w:noVBand="1" w:val="04A0"/>
-      </w:tblPr>
-      <w:tblGrid>
-        <w:gridCol w:w="10080"/>
-      </w:tblGrid>
-      <w:tr>
-        <w:tc>
-          <w:tcPr>
-            <w:tcW w:type="dxa" w:w="10080"/>
-            <w:shd w:fill="FFF5F5"/>
-            <w:tcMar>
-              <w:top w:w="100" w:type="dxa"/>
-              <w:bottom w:w="100" w:type="dxa"/>
-              <w:left w:w="150" w:type="dxa"/>
-              <w:right w:w="150" w:type="dxa"/>
-            </w:tcMar>
-          </w:tcPr>
-          <w:p>
-            <w:r>
-              <w:rPr>
-                <w:b/>
-                <w:color w:val="C53030"/>
-                <w:sz w:val="19"/>
-              </w:rPr>
-              <w:t xml:space="preserve">⚠️ Common Trap / JEE Pitfall: </w:t>
-            </w:r>
-            <w:r>
-              <w:rPr>
-                <w:color w:val="2D3748"/>
-                <w:sz w:val="19"/>
-              </w:rPr>
-              <w:t>Read questions carefully for keywords like 'incorrect', 'not true', or non-standard conditions.</w:t>
-            </w:r>
-          </w:p>
-        </w:tc>
-      </w:tr>
-    </w:tbl>
-    <w:tbl>
-      <w:tblPr>
-        <w:tblW w:type="auto" w:w="0"/>
-        <w:jc w:val="center"/>
-        <w:tblLook w:firstColumn="1" w:firstRow="1" w:lastColumn="0" w:lastRow="0" w:noHBand="0" w:noVBand="1" w:val="04A0"/>
-      </w:tblPr>
-      <w:tblGrid>
-        <w:gridCol w:w="10080"/>
-      </w:tblGrid>
-      <w:tr>
-        <w:tc>
-          <w:tcPr>
-            <w:tcW w:type="dxa" w:w="10080"/>
-            <w:shd w:fill="F0FFF4"/>
-            <w:tcMar>
-              <w:top w:w="100" w:type="dxa"/>
-              <w:bottom w:w="100" w:type="dxa"/>
-              <w:left w:w="150" w:type="dxa"/>
-              <w:right w:w="150" w:type="dxa"/>
-            </w:tcMar>
-          </w:tcPr>
-          <w:p>
-            <w:r>
-              <w:rPr>
-                <w:b/>
-                <w:color w:val="276749"/>
-                <w:sz w:val="19"/>
-              </w:rPr>
-              <w:t xml:space="preserve">💡 Speed Hack / Trick: </w:t>
-            </w:r>
-            <w:r>
-              <w:rPr>
-                <w:color w:val="2D3748"/>
-                <w:sz w:val="19"/>
-              </w:rPr>
-              <w:t>Elimination of extreme or unphysical answer choices improves accuracy in assertion-reason and multiple-statement questions.</w:t>
-            </w:r>
-          </w:p>
-        </w:tc>
-      </w:tr>
-    </w:tbl>
-    <w:p>
-      <w:pPr>
-        <w:spacing w:before="120" w:after="40"/>
-      </w:pPr>
-      <w:r>
-        <w:rPr>
-          <w:b/>
-          <w:color w:val="1A365D"/>
-          <w:sz w:val="19"/>
-        </w:rPr>
-        <w:t>Source PYQs testing this concept:</w:t>
-      </w:r>
-    </w:p>
-    <w:p>
-      <w:pPr>
-        <w:pStyle w:val="ListBullet"/>
-        <w:spacing w:after="40"/>
-      </w:pPr>
-      <w:r>
-        <w:rPr>
-          <w:b/>
-          <w:sz w:val="18"/>
-        </w:rPr>
-        <w:t xml:space="preserve">[2026 Shift] Q#2 (MCQ): </w:t>
-      </w:r>
-      <w:r>
-        <w:rPr>
-          <w:sz w:val="18"/>
-        </w:rPr>
-        <w:t xml:space="preserve">"The highest oxidation state of manganese in fluoride is +4 ( MnF_(4) ), but the highest oxidation state in oxides is +7 ( $\tex..."  </w:t>
-      </w:r>
-      <w:r>
-        <w:rPr>
-          <w:b/>
-          <w:color w:val="2B6CB0"/>
-          <w:sz w:val="18"/>
-        </w:rPr>
-        <w:t>[Ans: D]</w:t>
-      </w:r>
-    </w:p>
-    <w:p>
-      <w:pPr>
-        <w:pStyle w:val="ListBullet"/>
-        <w:spacing w:after="40"/>
-      </w:pPr>
-      <w:r>
-        <w:rPr>
-          <w:b/>
-          <w:sz w:val="18"/>
-        </w:rPr>
-        <w:t xml:space="preserve">[2026 Shift] Q#3 (MCQ): </w:t>
-      </w:r>
-      <w:r>
-        <w:rPr>
-          <w:sz w:val="18"/>
-        </w:rPr>
-        <w:t xml:space="preserve">"Which of the following will not act as an oxidising agent?..."  </w:t>
-      </w:r>
-      <w:r>
-        <w:rPr>
-          <w:b/>
-          <w:color w:val="2B6CB0"/>
-          <w:sz w:val="18"/>
-        </w:rPr>
-        <w:t>[Ans: N/A]</w:t>
-      </w:r>
-    </w:p>
-    <w:p>
-      <w:pPr>
-        <w:pStyle w:val="ListBullet"/>
-        <w:spacing w:after="40"/>
-      </w:pPr>
-      <w:r>
-        <w:rPr>
-          <w:b/>
-          <w:sz w:val="18"/>
-        </w:rPr>
-        <w:t xml:space="preserve">[2025 Shift] Q#4 (MCQ): </w:t>
-      </w:r>
-      <w:r>
-        <w:rPr>
-          <w:sz w:val="18"/>
-        </w:rPr>
-        <w:t xml:space="preserve">"In the following pairs, the one in which both transition metal ions are colourless is..."  </w:t>
-      </w:r>
-      <w:r>
-        <w:rPr>
-          <w:b/>
-          <w:color w:val="2B6CB0"/>
-          <w:sz w:val="18"/>
-        </w:rPr>
-        <w:t>[Ans: N/A]</w:t>
-      </w:r>
-    </w:p>
-    <w:p>
-      <w:pPr>
-        <w:spacing w:after="120"/>
-      </w:pPr>
-    </w:p>
-    <w:p>
-      <w:pPr>
-        <w:pStyle w:val="Heading2"/>
-      </w:pPr>
-      <w:r>
-        <w:rPr>
-          <w:color w:val="2B6CB0"/>
-          <w:sz w:val="24"/>
-        </w:rPr>
-        <w:t>3.3 D And F Block Elements — Core Principles &amp; Governing Laws (Moderate Yield — 4 PYQs)</w:t>
-      </w:r>
-    </w:p>
-    <w:p>
-      <w:r>
-        <w:rPr>
-          <w:b/>
-          <w:sz w:val="20"/>
-        </w:rPr>
-        <w:t xml:space="preserve">Core Principle: </w:t>
-      </w:r>
-      <w:r>
-        <w:rPr>
-          <w:sz w:val="20"/>
-        </w:rPr>
-        <w:t>Fundamental definitions, core postulates, and governing physical/chemical relations in D And F Block Elements.</w:t>
-      </w:r>
-    </w:p>
-    <w:tbl>
-      <w:tblPr>
-        <w:tblW w:type="auto" w:w="0"/>
-        <w:jc w:val="center"/>
-        <w:tblLook w:firstColumn="1" w:firstRow="1" w:lastColumn="0" w:lastRow="0" w:noHBand="0" w:noVBand="1" w:val="04A0"/>
-      </w:tblPr>
-      <w:tblGrid>
-        <w:gridCol w:w="10080"/>
-      </w:tblGrid>
-      <w:tr>
-        <w:tc>
-          <w:tcPr>
-            <w:tcW w:type="dxa" w:w="10080"/>
-            <w:shd w:fill="FFF5F5"/>
-            <w:tcMar>
-              <w:top w:w="100" w:type="dxa"/>
-              <w:bottom w:w="100" w:type="dxa"/>
-              <w:left w:w="150" w:type="dxa"/>
-              <w:right w:w="150" w:type="dxa"/>
-            </w:tcMar>
-          </w:tcPr>
-          <w:p>
-            <w:r>
-              <w:rPr>
-                <w:b/>
-                <w:color w:val="C53030"/>
-                <w:sz w:val="19"/>
-              </w:rPr>
-              <w:t xml:space="preserve">⚠️ Common Trap / JEE Pitfall: </w:t>
-            </w:r>
-            <w:r>
-              <w:rPr>
-                <w:color w:val="2D3748"/>
-                <w:sz w:val="19"/>
-              </w:rPr>
-              <w:t>Carefully verify units, standard reference states, and sign conventions in D And F Block Elements.</w:t>
-            </w:r>
-          </w:p>
-        </w:tc>
-      </w:tr>
-    </w:tbl>
-    <w:tbl>
-      <w:tblPr>
-        <w:tblW w:type="auto" w:w="0"/>
-        <w:jc w:val="center"/>
-        <w:tblLook w:firstColumn="1" w:firstRow="1" w:lastColumn="0" w:lastRow="0" w:noHBand="0" w:noVBand="1" w:val="04A0"/>
-      </w:tblPr>
-      <w:tblGrid>
-        <w:gridCol w:w="10080"/>
-      </w:tblGrid>
-      <w:tr>
-        <w:tc>
-          <w:tcPr>
-            <w:tcW w:type="dxa" w:w="10080"/>
-            <w:shd w:fill="F0FFF4"/>
-            <w:tcMar>
-              <w:top w:w="100" w:type="dxa"/>
-              <w:bottom w:w="100" w:type="dxa"/>
-              <w:left w:w="150" w:type="dxa"/>
-              <w:right w:w="150" w:type="dxa"/>
-            </w:tcMar>
-          </w:tcPr>
-          <w:p>
-            <w:r>
-              <w:rPr>
-                <w:b/>
-                <w:color w:val="276749"/>
-                <w:sz w:val="19"/>
-              </w:rPr>
-              <w:t xml:space="preserve">💡 Speed Hack / Trick: </w:t>
-            </w:r>
-            <w:r>
-              <w:rPr>
-                <w:color w:val="2D3748"/>
-                <w:sz w:val="19"/>
-              </w:rPr>
-              <w:t>Focus on high-yield formulas and standard limiting approximations tested in D And F Block Elements PYQs.</w:t>
-            </w:r>
-          </w:p>
-        </w:tc>
-      </w:tr>
-    </w:tbl>
-    <w:p>
-      <w:pPr>
-        <w:spacing w:before="120" w:after="40"/>
-      </w:pPr>
-      <w:r>
-        <w:rPr>
-          <w:b/>
-          <w:color w:val="1A365D"/>
-          <w:sz w:val="19"/>
-        </w:rPr>
-        <w:t>Source PYQs testing this concept:</w:t>
-      </w:r>
-    </w:p>
-    <w:p>
-      <w:pPr>
-        <w:pStyle w:val="ListBullet"/>
-        <w:spacing w:after="40"/>
-      </w:pPr>
-      <w:r>
-        <w:rPr>
-          <w:b/>
-          <w:sz w:val="18"/>
-        </w:rPr>
-        <w:t xml:space="preserve">[2024 Shift] Q#3 (MCQ): </w:t>
-      </w:r>
-      <w:r>
-        <w:rPr>
-          <w:sz w:val="18"/>
-        </w:rPr>
-        <w:t xml:space="preserve">"MnO exhibits..."  </w:t>
-      </w:r>
-      <w:r>
-        <w:rPr>
-          <w:b/>
-          <w:color w:val="2B6CB0"/>
-          <w:sz w:val="18"/>
-        </w:rPr>
-        <w:t>[Ans: N/A]</w:t>
-      </w:r>
-    </w:p>
-    <w:p>
-      <w:pPr>
-        <w:pStyle w:val="ListBullet"/>
-        <w:spacing w:after="40"/>
-      </w:pPr>
-      <w:r>
-        <w:rPr>
-          <w:b/>
-          <w:sz w:val="18"/>
-        </w:rPr>
-        <w:t xml:space="preserve">[2023 Shift] Q#3 (MCQ): </w:t>
-      </w:r>
-      <w:r>
-        <w:rPr>
-          <w:sz w:val="18"/>
-        </w:rPr>
-        <w:t xml:space="preserve">"Which of the following is correct with respect to melting point of a transition element?..."  </w:t>
-      </w:r>
-      <w:r>
-        <w:rPr>
-          <w:b/>
-          <w:color w:val="2B6CB0"/>
-          <w:sz w:val="18"/>
-        </w:rPr>
-        <w:t>[Ans: N/A]</w:t>
-      </w:r>
-    </w:p>
-    <w:p>
-      <w:pPr>
-        <w:pStyle w:val="ListBullet"/>
-        <w:spacing w:after="40"/>
-      </w:pPr>
-      <w:r>
-        <w:rPr>
-          <w:b/>
-          <w:sz w:val="18"/>
-        </w:rPr>
-        <w:t xml:space="preserve">[2021 Shift] Q#3 (MCQ): </w:t>
-      </w:r>
-      <w:r>
-        <w:rPr>
-          <w:sz w:val="18"/>
-        </w:rPr>
-        <w:t xml:space="preserve">"Which of the following does not represent property stated against it?..."  </w:t>
+        <w:t xml:space="preserve">"What will be the value of x in Fe^x+ , if the magnetic moment, μ=√(24)BM ?..."  </w:t>
       </w:r>
       <w:r>
         <w:rPr>
@@ -1410,7 +1383,7 @@
           <w:color w:val="1A365D"/>
           <w:sz w:val="22"/>
         </w:rPr>
-        <w:t>Benchmark Problem 2: KCET 2026 (Q#2)</w:t>
+        <w:t>Benchmark Problem 2: KCET 2025 (Q#2)</w:t>
       </w:r>
     </w:p>
     <w:p>
@@ -1421,7 +1394,7 @@
         <w:rPr>
           <w:sz w:val="20"/>
         </w:rPr>
-        <w:t>The highest oxidation state of manganese in fluoride is +4 ( MnF_(4) ), but the highest oxidation state in oxides is +7 ( Mn_(2)O_(7) ), because</w:t>
+        <w:t>In which of the following pairs, both the elements do not have (n-1)d^10ns^2 configuration?</w:t>
       </w:r>
     </w:p>
     <w:p>
@@ -1433,7 +1406,7 @@
         <w:rPr>
           <w:sz w:val="19"/>
         </w:rPr>
-        <w:t>(A) Fluorine is more electronegative than oxygen</w:t>
+        <w:t>(A) Cu,Zn</w:t>
       </w:r>
     </w:p>
     <w:p>
@@ -1445,7 +1418,7 @@
         <w:rPr>
           <w:sz w:val="19"/>
         </w:rPr>
-        <w:t>(B) Fluorine possesses d-orbitals</w:t>
+        <w:t>(B) Zn,Cd</w:t>
       </w:r>
     </w:p>
     <w:p>
@@ -1457,94 +1430,7 @@
         <w:rPr>
           <w:sz w:val="19"/>
         </w:rPr>
-        <w:t>(C) Fluorine stabilises lower oxidation state</w:t>
-      </w:r>
-    </w:p>
-    <w:p>
-      <w:pPr>
-        <w:pStyle w:val="ListBullet"/>
-        <w:spacing w:after="20"/>
-      </w:pPr>
-      <w:r>
-        <w:rPr>
-          <w:b/>
-          <w:color w:val="276749"/>
-          <w:sz w:val="19"/>
-        </w:rPr>
-        <w:t>(D) In covalent compounds, fluorine can form single bond only, while oxygen forms double bond</w:t>
-      </w:r>
-    </w:p>
-    <w:tbl>
-      <w:tblPr>
-        <w:tblW w:type="auto" w:w="0"/>
-        <w:jc w:val="center"/>
-        <w:tblLook w:firstColumn="1" w:firstRow="1" w:lastColumn="0" w:lastRow="0" w:noHBand="0" w:noVBand="1" w:val="04A0"/>
-      </w:tblPr>
-      <w:tblGrid>
-        <w:gridCol w:w="10080"/>
-      </w:tblGrid>
-      <w:tr>
-        <w:tc>
-          <w:tcPr>
-            <w:tcW w:type="dxa" w:w="10080"/>
-            <w:shd w:fill="F7FAFC"/>
-            <w:tcMar>
-              <w:top w:w="100" w:type="dxa"/>
-              <w:bottom w:w="100" w:type="dxa"/>
-              <w:left w:w="150" w:type="dxa"/>
-              <w:right w:w="150" w:type="dxa"/>
-            </w:tcMar>
-          </w:tcPr>
-          <w:p>
-            <w:r>
-              <w:rPr>
-                <w:b/>
-                <w:color w:val="1A365D"/>
-                <w:sz w:val="19"/>
-              </w:rPr>
-              <w:t>Correct Answer: D</w:t>
-              <w:br/>
-            </w:r>
-            <w:r>
-              <w:rPr>
-                <w:color w:val="2D3748"/>
-                <w:sz w:val="18"/>
-              </w:rPr>
-              <w:t>Solution Analysis:</w:t>
-              <w:br/>
-              <w:t>The correct option is Option D . In MnF_(4) , fluorine has oxidation state -1 . So, if oxidation state of Mn is x : x+4(-1)=0 x=+4 So manganese shows +4 oxidation state in MnF_(4) . In Mn_(2)O_(7) , oxygen has oxidation state -2 . Let oxidation state of Mn be x : 2x+7(-2)=0 2x-14=0 x=+7 So manganese shows +7 oxidation state in Mn_(2)O_(7) . Now the main reason is bonding. Fluorine is very electronegative, but it can form only one single bond because it needs only one electron to complete its octet. So fluorine cannot form multiple bonds with manganese. Due to this, it cannot stabilise very high oxidation states like +7 in manganese. Oxygen, on the other hand, can form double bonds with metals. These multiple bonds help stabilise higher oxidation states. That is why manganese can show +7 oxidation state in oxides like Mn_(2)O_(7) . So the correct reason is: Option D: In covalent compounds, fluorine can form single bond only, while oxygen forms double bond.</w:t>
-            </w:r>
-          </w:p>
-        </w:tc>
-      </w:tr>
-    </w:tbl>
-    <w:p>
-      <w:pPr>
-        <w:spacing w:after="120"/>
-      </w:pPr>
-    </w:p>
-    <w:p>
-      <w:pPr>
-        <w:spacing w:before="160" w:after="40"/>
-      </w:pPr>
-      <w:r>
-        <w:rPr>
-          <w:b/>
-          <w:color w:val="1A365D"/>
-          <w:sz w:val="22"/>
-        </w:rPr>
-        <w:t>Benchmark Problem 3: KCET 2024 (Q#3)</w:t>
-      </w:r>
-    </w:p>
-    <w:p>
-      <w:pPr>
-        <w:spacing w:after="80"/>
-      </w:pPr>
-      <w:r>
-        <w:rPr>
-          <w:sz w:val="20"/>
-        </w:rPr>
-        <w:t>MnO exhibits</w:t>
+        <w:t>(C) Cd,Hg</w:t>
       </w:r>
     </w:p>
     <w:p>
@@ -1556,43 +1442,7 @@
         <w:rPr>
           <w:sz w:val="19"/>
         </w:rPr>
-        <w:t>(A) ferrimagnetism</w:t>
-      </w:r>
-    </w:p>
-    <w:p>
-      <w:pPr>
-        <w:pStyle w:val="ListBullet"/>
-        <w:spacing w:after="20"/>
-      </w:pPr>
-      <w:r>
-        <w:rPr>
-          <w:sz w:val="19"/>
-        </w:rPr>
-        <w:t>(B) antiferromagnetism</w:t>
-      </w:r>
-    </w:p>
-    <w:p>
-      <w:pPr>
-        <w:pStyle w:val="ListBullet"/>
-        <w:spacing w:after="20"/>
-      </w:pPr>
-      <w:r>
-        <w:rPr>
-          <w:sz w:val="19"/>
-        </w:rPr>
-        <w:t>(C) ferromagnetism</w:t>
-      </w:r>
-    </w:p>
-    <w:p>
-      <w:pPr>
-        <w:pStyle w:val="ListBullet"/>
-        <w:spacing w:after="20"/>
-      </w:pPr>
-      <w:r>
-        <w:rPr>
-          <w:sz w:val="19"/>
-        </w:rPr>
-        <w:t>(D) paramagnetism</w:t>
+        <w:t>(D) Ag,Cu</w:t>
       </w:r>
     </w:p>
     <w:tbl>
@@ -1633,7 +1483,128 @@
               </w:rPr>
               <w:t>Solution Analysis:</w:t>
               <w:br/>
-              <w:t>MnO exhibit antiferromagnetism. They have domain structure similar to ferromagnetic substance, but their domains are oppositely oriented and cancel out each other's magnetic moment.</w:t>
+              <w:t>To determine which pairs of elements do not both have the configuration (n-1)d^10ns^2 , let's examine the electronic configurations provided: Cu (Copper): [Ar]3d^104s^1 Zn (Zinc): [Ar]3d^104s^2 Cd (Cadmium): [Kr]4d^105s^2 Hg (Mercury): [Xe]4f^145d^106s^2 Ag (Silver): [Kr]4d^105s^1 From the configurations: Copper (Cu) does not have an ns^2 configuration (as it is 4s^1 ). Silver (Ag) also lacks an ns^2 configuration (as it is 5s^1 ). Thus, in the pair consisting of Ag and Cu , neither element has the (n-1)d^10ns^2 configuration.</w:t>
+            </w:r>
+          </w:p>
+        </w:tc>
+      </w:tr>
+    </w:tbl>
+    <w:p>
+      <w:pPr>
+        <w:spacing w:after="120"/>
+      </w:pPr>
+    </w:p>
+    <w:p>
+      <w:pPr>
+        <w:spacing w:before="160" w:after="40"/>
+      </w:pPr>
+      <w:r>
+        <w:rPr>
+          <w:b/>
+          <w:color w:val="1A365D"/>
+          <w:sz w:val="22"/>
+        </w:rPr>
+        <w:t>Benchmark Problem 3: KCET 2024 (Q#2)</w:t>
+      </w:r>
+    </w:p>
+    <w:p>
+      <w:pPr>
+        <w:spacing w:after="80"/>
+      </w:pPr>
+      <w:r>
+        <w:rPr>
+          <w:sz w:val="20"/>
+        </w:rPr>
+        <w:t>Which of the following statements related to lanthanoids is incorrect?</w:t>
+      </w:r>
+    </w:p>
+    <w:p>
+      <w:pPr>
+        <w:pStyle w:val="ListBullet"/>
+        <w:spacing w:after="20"/>
+      </w:pPr>
+      <w:r>
+        <w:rPr>
+          <w:sz w:val="19"/>
+        </w:rPr>
+        <w:t>(A) Lanthanoids are silvery white soft metals.</w:t>
+      </w:r>
+    </w:p>
+    <w:p>
+      <w:pPr>
+        <w:pStyle w:val="ListBullet"/>
+        <w:spacing w:after="20"/>
+      </w:pPr>
+      <w:r>
+        <w:rPr>
+          <w:sz w:val="19"/>
+        </w:rPr>
+        <w:t>(B) Samarium shows +2 oxidation state.</w:t>
+      </w:r>
+    </w:p>
+    <w:p>
+      <w:pPr>
+        <w:pStyle w:val="ListBullet"/>
+        <w:spacing w:after="20"/>
+      </w:pPr>
+      <w:r>
+        <w:rPr>
+          <w:sz w:val="19"/>
+        </w:rPr>
+        <w:t>(C) Ce^+4 solutions are widely used as oxidising agents in titrimetric analysis.</w:t>
+      </w:r>
+    </w:p>
+    <w:p>
+      <w:pPr>
+        <w:pStyle w:val="ListBullet"/>
+        <w:spacing w:after="20"/>
+      </w:pPr>
+      <w:r>
+        <w:rPr>
+          <w:sz w:val="19"/>
+        </w:rPr>
+        <w:t>(D) Colour of lanthanoid ion in solution is due to d-d transition.</w:t>
+      </w:r>
+    </w:p>
+    <w:tbl>
+      <w:tblPr>
+        <w:tblW w:type="auto" w:w="0"/>
+        <w:jc w:val="center"/>
+        <w:tblLook w:firstColumn="1" w:firstRow="1" w:lastColumn="0" w:lastRow="0" w:noHBand="0" w:noVBand="1" w:val="04A0"/>
+      </w:tblPr>
+      <w:tblGrid>
+        <w:gridCol w:w="10080"/>
+      </w:tblGrid>
+      <w:tr>
+        <w:tc>
+          <w:tcPr>
+            <w:tcW w:type="dxa" w:w="10080"/>
+            <w:shd w:fill="F7FAFC"/>
+            <w:tcMar>
+              <w:top w:w="100" w:type="dxa"/>
+              <w:bottom w:w="100" w:type="dxa"/>
+              <w:left w:w="150" w:type="dxa"/>
+              <w:right w:w="150" w:type="dxa"/>
+            </w:tcMar>
+          </w:tcPr>
+          <w:p>
+            <w:r>
+              <w:rPr>
+                <w:b/>
+                <w:color w:val="1A365D"/>
+                <w:sz w:val="19"/>
+              </w:rPr>
+              <w:t>Correct Answer: None</w:t>
+              <w:br/>
+            </w:r>
+            <w:r>
+              <w:rPr>
+                <w:color w:val="2D3748"/>
+                <w:sz w:val="18"/>
+              </w:rPr>
+              <w:t>Solution Analysis:</w:t>
+              <w:br/>
+              <w:t>The incorrect statement regarding lanthanoids is given in option (d). Its correct form is colour of Lanthanoid ion is solution is due to f f transition.</w:t>
             </w:r>
           </w:p>
         </w:tc>

--- a/dist/exports/kcet-d-and-f-block-elements_revision_notes.docx
+++ b/dist/exports/kcet-d-and-f-block-elements_revision_notes.docx
@@ -189,7 +189,7 @@
                 <w:color w:val="2D3748"/>
                 <w:sz w:val="19"/>
               </w:rPr>
-              <w:t>D And F Block Elements — Core Principles &amp; Governing Laws</w:t>
+              <w:t>Transition Elements: Properties, Oxidation States &amp; Color</w:t>
             </w:r>
           </w:p>
         </w:tc>
@@ -230,7 +230,7 @@
                 <w:color w:val="718096"/>
                 <w:sz w:val="19"/>
               </w:rPr>
-              <w:t>Core Principle</w:t>
+              <w:t>d-Block Chemistry</w:t>
             </w:r>
           </w:p>
         </w:tc>
@@ -276,7 +276,7 @@
                 <w:color w:val="2D3748"/>
                 <w:sz w:val="19"/>
               </w:rPr>
-              <w:t>D And F Block Elements — Applied Cases, Reactions &amp; Traps</w:t>
+              <w:t>Potassium Dichromate, Permanganate &amp; Lanthanoid Contraction</w:t>
             </w:r>
           </w:p>
         </w:tc>
@@ -296,7 +296,7 @@
               <w:rPr>
                 <w:sz w:val="19"/>
               </w:rPr>
-              <w:t>5 PYQs</w:t>
+              <w:t>6 PYQs</w:t>
             </w:r>
           </w:p>
         </w:tc>
@@ -317,94 +317,7 @@
                 <w:color w:val="718096"/>
                 <w:sz w:val="19"/>
               </w:rPr>
-              <w:t>Applied Topics</w:t>
-            </w:r>
-          </w:p>
-        </w:tc>
-      </w:tr>
-      <w:tr>
-        <w:tc>
-          <w:tcPr>
-            <w:tcW w:type="dxa" w:w="2160"/>
-            <w:shd w:fill="F7FAFC"/>
-            <w:tcMar>
-              <w:top w:w="80" w:type="dxa"/>
-              <w:bottom w:w="80" w:type="dxa"/>
-              <w:left w:w="150" w:type="dxa"/>
-              <w:right w:w="150" w:type="dxa"/>
-            </w:tcMar>
-          </w:tcPr>
-          <w:p>
-            <w:r>
-              <w:rPr>
-                <w:b/>
-                <w:color w:val="718096"/>
-                <w:sz w:val="19"/>
-              </w:rPr>
-              <w:t>Standard</w:t>
-            </w:r>
-          </w:p>
-        </w:tc>
-        <w:tc>
-          <w:tcPr>
-            <w:tcW w:type="dxa" w:w="4320"/>
-            <w:shd w:fill="F7FAFC"/>
-            <w:tcMar>
-              <w:top w:w="80" w:type="dxa"/>
-              <w:bottom w:w="80" w:type="dxa"/>
-              <w:left w:w="150" w:type="dxa"/>
-              <w:right w:w="150" w:type="dxa"/>
-            </w:tcMar>
-          </w:tcPr>
-          <w:p>
-            <w:r>
-              <w:rPr>
-                <w:b/>
-                <w:color w:val="2D3748"/>
-                <w:sz w:val="19"/>
-              </w:rPr>
-              <w:t>D And F Block Elements — Standard Calculations &amp; Problem Archetypes</w:t>
-            </w:r>
-          </w:p>
-        </w:tc>
-        <w:tc>
-          <w:tcPr>
-            <w:tcW w:type="dxa" w:w="1728"/>
-            <w:shd w:fill="F7FAFC"/>
-            <w:tcMar>
-              <w:top w:w="80" w:type="dxa"/>
-              <w:bottom w:w="80" w:type="dxa"/>
-              <w:left w:w="150" w:type="dxa"/>
-              <w:right w:w="150" w:type="dxa"/>
-            </w:tcMar>
-          </w:tcPr>
-          <w:p>
-            <w:r>
-              <w:rPr>
-                <w:sz w:val="19"/>
-              </w:rPr>
-              <w:t>2 PYQs</w:t>
-            </w:r>
-          </w:p>
-        </w:tc>
-        <w:tc>
-          <w:tcPr>
-            <w:tcW w:type="dxa" w:w="1872"/>
-            <w:shd w:fill="F7FAFC"/>
-            <w:tcMar>
-              <w:top w:w="80" w:type="dxa"/>
-              <w:bottom w:w="80" w:type="dxa"/>
-              <w:left w:w="150" w:type="dxa"/>
-              <w:right w:w="150" w:type="dxa"/>
-            </w:tcMar>
-          </w:tcPr>
-          <w:p>
-            <w:r>
-              <w:rPr>
-                <w:color w:val="718096"/>
-                <w:sz w:val="19"/>
-              </w:rPr>
-              <w:t>Quantitative Analysis</w:t>
+              <w:t>f-Block &amp; Compounds</w:t>
             </w:r>
           </w:p>
         </w:tc>
@@ -504,7 +417,7 @@
                 <w:color w:val="1A365D"/>
                 <w:sz w:val="19"/>
               </w:rPr>
-              <w:t>D And F Block Elements — Core Principles &amp; Governing Laws</w:t>
+              <w:t>Transition Elements: Properties, Oxidation States &amp; Color</w:t>
             </w:r>
           </w:p>
         </w:tc>
@@ -526,7 +439,7 @@
                 <w:color w:val="2D3748"/>
                 <w:sz w:val="19"/>
               </w:rPr>
-              <w:t>Cu_{2}O, \quad \mu=\sqrt{n(n+2)}\text{B.M}, \quad \text{Cr}^{2+}</w:t>
+              <w:t>\mu_{\text{spin}} = \sqrt{n(n+2)}\text{ BM}, \quad \text{Colorless: } d^0 \text{ and } d^{10} \text{ ions}</w:t>
             </w:r>
           </w:p>
         </w:tc>
@@ -550,7 +463,7 @@
                 <w:color w:val="1A365D"/>
                 <w:sz w:val="19"/>
               </w:rPr>
-              <w:t>D And F Block Elements — Applied Cases, Reactions &amp; Traps</w:t>
+              <w:t>Potassium Dichromate, Permanganate &amp; Lanthanoid Contraction</w:t>
             </w:r>
           </w:p>
         </w:tc>
@@ -572,53 +485,7 @@
                 <w:color w:val="2D3748"/>
                 <w:sz w:val="19"/>
               </w:rPr>
-              <w:t>CrO_{2}., \quad Mn^{2+}, \quad K_{2}Cr_{2}O_{7}</w:t>
-            </w:r>
-          </w:p>
-        </w:tc>
-      </w:tr>
-      <w:tr>
-        <w:tc>
-          <w:tcPr>
-            <w:tcW w:type="dxa" w:w="3600"/>
-            <w:shd w:fill="F7FAFC"/>
-            <w:tcMar>
-              <w:top w:w="100" w:type="dxa"/>
-              <w:bottom w:w="100" w:type="dxa"/>
-              <w:left w:w="150" w:type="dxa"/>
-              <w:right w:w="150" w:type="dxa"/>
-            </w:tcMar>
-          </w:tcPr>
-          <w:p>
-            <w:r>
-              <w:rPr>
-                <w:b/>
-                <w:color w:val="1A365D"/>
-                <w:sz w:val="19"/>
-              </w:rPr>
-              <w:t>D And F Block Elements — Standard Calculations &amp; Problem Archetypes</w:t>
-            </w:r>
-          </w:p>
-        </w:tc>
-        <w:tc>
-          <w:tcPr>
-            <w:tcW w:type="dxa" w:w="6480"/>
-            <w:shd w:fill="F7FAFC"/>
-            <w:tcMar>
-              <w:top w:w="100" w:type="dxa"/>
-              <w:bottom w:w="100" w:type="dxa"/>
-              <w:left w:w="150" w:type="dxa"/>
-              <w:right w:w="150" w:type="dxa"/>
-            </w:tcMar>
-          </w:tcPr>
-          <w:p>
-            <w:r>
-              <w:rPr>
-                <w:rFonts w:ascii="Cambria Math" w:hAnsi="Cambria Math"/>
-                <w:color w:val="2D3748"/>
-                <w:sz w:val="19"/>
-              </w:rPr>
-              <w:t>[Ar]3d^{10}4s^{1}, \quad (n-1)d^{10}ns^{2}</w:t>
+              <w:t>\text{Dichromate-Chromate Equilibrium: } \text{Cr}_2\text{O}_7^{2-} \ (\text{orange}) \xrightleftharpoons[\text{H}^+]{\text{OH}^-} 2\text{CrO}_4^{2-} \ (\text{yellow})</w:t>
             </w:r>
           </w:p>
         </w:tc>
@@ -650,7 +517,7 @@
           <w:color w:val="2B6CB0"/>
           <w:sz w:val="24"/>
         </w:rPr>
-        <w:t>3.1 D And F Block Elements — Core Principles &amp; Governing Laws (Very High Yield — 22 PYQs)</w:t>
+        <w:t>3.1 Transition Elements: Properties, Oxidation States &amp; Color (Very High Yield — 22 PYQs)</w:t>
       </w:r>
     </w:p>
     <w:p>
@@ -665,7 +532,7 @@
         <w:rPr>
           <w:sz w:val="20"/>
         </w:rPr>
-        <w:t>Fundamental definitions, core postulates, and governing physical/chemical relations in D And F Block Elements.</w:t>
+        <w:t>Transition metals feature incompletely filled d-orbitals. Magnetic moment μ = √(n(n+2)) BM (n is number of unpaired electrons; Mn^2+ with 3d^5 has maximum μ = √(35) ≈ 5.92 BM). Color arises from d-d transitions (ions with d^0 like Sc^3+, Ti^4+ or d^10 like Zn^2+ are completely colorless). Highest oxidation state +7 is exhibited by Manganese (extKMnO_4).</w:t>
       </w:r>
     </w:p>
     <w:tbl>
@@ -703,7 +570,7 @@
                 <w:color w:val="2D3748"/>
                 <w:sz w:val="19"/>
               </w:rPr>
-              <w:t>Carefully verify units, standard reference states, and sign conventions in D And F Block Elements.</w:t>
+              <w:t>Zinc, Cadmium, and Mercury are NOT considered true transition elements because they possess completely filled d^10 configurations both in elemental and ionic states.</w:t>
             </w:r>
           </w:p>
         </w:tc>
@@ -744,7 +611,7 @@
                 <w:color w:val="2D3748"/>
                 <w:sz w:val="19"/>
               </w:rPr>
-              <w:t>Focus on high-yield formulas and standard limiting approximations tested in D And F Block Elements PYQs.</w:t>
+              <w:t>Interstitial compounds (e.g. TiC, Fe_3H) retain metallic conductivity, have very high melting points, and are chemically inert and extremely hard.</w:t>
             </w:r>
           </w:p>
         </w:tc>
@@ -827,13 +694,13 @@
           <w:b/>
           <w:sz w:val="18"/>
         </w:rPr>
-        <w:t xml:space="preserve">[2026 Shift] Q#3 (MCQ): </w:t>
+        <w:t xml:space="preserve">[2025 Shift] Q#1 (MCQ): </w:t>
       </w:r>
       <w:r>
         <w:rPr>
           <w:sz w:val="18"/>
         </w:rPr>
-        <w:t xml:space="preserve">"Which of the following will not act as an oxidising agent?..."  </w:t>
+        <w:t xml:space="preserve">"A member of the Lanthanoid series which is well known to exhibit +4 oxidation state is..."  </w:t>
       </w:r>
       <w:r>
         <w:rPr>
@@ -858,7 +725,7 @@
           <w:color w:val="2B6CB0"/>
           <w:sz w:val="24"/>
         </w:rPr>
-        <w:t>3.2 D And F Block Elements — Applied Cases, Reactions &amp; Traps (Moderate Yield — 5 PYQs)</w:t>
+        <w:t>3.2 Potassium Dichromate, Permanganate &amp; Lanthanoid Contraction (Moderate Yield — 6 PYQs)</w:t>
       </w:r>
     </w:p>
     <w:p>
@@ -873,7 +740,7 @@
         <w:rPr>
           <w:sz w:val="20"/>
         </w:rPr>
-        <w:t>Special cases, experimental observations, and conceptual traps designed to test deep understanding of D And F Block Elements.</w:t>
+        <w:t>K_2Cr_2O_7: Orange dichromate Cr_2O_7^2- interconverts to yellow chromate CrO_4^2- in alkaline medium: Cr_2O_7^2- + 2OH^- ⇌ 2CrO_4^2- + H_2O. Chromyl chloride test: CrO_2Cl_2 red vapors confirm ionic chloride. Lanthanoid contraction: Steady decrease in atomic/ionic radii due to poor shielding by 4f electrons, making pairs like Zr (4d) and Hf (5d) have almost identical atomic radii (160 pm vs 159 pm).</w:t>
       </w:r>
     </w:p>
     <w:tbl>
@@ -911,7 +778,7 @@
                 <w:color w:val="2D3748"/>
                 <w:sz w:val="19"/>
               </w:rPr>
-              <w:t>Read questions carefully for keywords like 'incorrect', 'not true', or non-standard conditions.</w:t>
+              <w:t>Dichromate ion Cr_2O_7^2- and permanganate MnO_4^- are intensely colored despite having d^0 configurations; their color is due to CHARGE TRANSFER spectra, NOT d-d transitions!</w:t>
             </w:r>
           </w:p>
         </w:tc>
@@ -952,7 +819,7 @@
                 <w:color w:val="2D3748"/>
                 <w:sz w:val="19"/>
               </w:rPr>
-              <w:t>Elimination of extreme or unphysical answer choices improves accuracy in assertion-reason and multiple-statement questions.</w:t>
+              <w:t>Lanthanoid contraction causes Zr and Hf to have virtually identical chemical properties, making their separation extremely difficult.</w:t>
             </w:r>
           </w:p>
         </w:tc>
@@ -969,6 +836,33 @@
           <w:sz w:val="19"/>
         </w:rPr>
         <w:t>Source PYQs testing this concept:</w:t>
+      </w:r>
+    </w:p>
+    <w:p>
+      <w:pPr>
+        <w:pStyle w:val="ListBullet"/>
+        <w:spacing w:after="40"/>
+      </w:pPr>
+      <w:r>
+        <w:rPr>
+          <w:b/>
+          <w:sz w:val="18"/>
+        </w:rPr>
+        <w:t xml:space="preserve">[2026 Shift] Q#3 (MCQ): </w:t>
+      </w:r>
+      <w:r>
+        <w:rPr>
+          <w:sz w:val="18"/>
+        </w:rPr>
+        <w:t xml:space="preserve">"Which of the following will not act as an oxidising agent?..."  </w:t>
+      </w:r>
+      <w:r>
+        <w:rPr>
+          <w:b/>
+          <w:color w:val="2B6CB0"/>
+          <w:sz w:val="18"/>
+        </w:rPr>
+        <w:t>[Ans: N/A]</w:t>
       </w:r>
     </w:p>
     <w:p>
@@ -1008,221 +902,13 @@
           <w:b/>
           <w:sz w:val="18"/>
         </w:rPr>
-        <w:t xml:space="preserve">[2021 Shift] Q#3 (MCQ): </w:t>
+        <w:t xml:space="preserve">[2022 Shift] Q#2 (MCQ): </w:t>
       </w:r>
       <w:r>
         <w:rPr>
           <w:sz w:val="18"/>
         </w:rPr>
-        <w:t xml:space="preserve">"Which of the following does not represent property stated against it?..."  </w:t>
-      </w:r>
-      <w:r>
-        <w:rPr>
-          <w:b/>
-          <w:color w:val="2B6CB0"/>
-          <w:sz w:val="18"/>
-        </w:rPr>
-        <w:t>[Ans: N/A]</w:t>
-      </w:r>
-    </w:p>
-    <w:p>
-      <w:pPr>
-        <w:pStyle w:val="ListBullet"/>
-        <w:spacing w:after="40"/>
-      </w:pPr>
-      <w:r>
-        <w:rPr>
-          <w:b/>
-          <w:sz w:val="18"/>
-        </w:rPr>
-        <w:t xml:space="preserve">[2019 Shift] Q#1 (MCQ): </w:t>
-      </w:r>
-      <w:r>
-        <w:rPr>
-          <w:sz w:val="18"/>
-        </w:rPr>
-        <w:t xml:space="preserve">"Incorrect statement with reference to Ce(Z=58) is..."  </w:t>
-      </w:r>
-      <w:r>
-        <w:rPr>
-          <w:b/>
-          <w:color w:val="2B6CB0"/>
-          <w:sz w:val="18"/>
-        </w:rPr>
-        <w:t>[Ans: N/A]</w:t>
-      </w:r>
-    </w:p>
-    <w:p>
-      <w:pPr>
-        <w:spacing w:after="120"/>
-      </w:pPr>
-    </w:p>
-    <w:p>
-      <w:pPr>
-        <w:pStyle w:val="Heading2"/>
-      </w:pPr>
-      <w:r>
-        <w:rPr>
-          <w:color w:val="2B6CB0"/>
-          <w:sz w:val="24"/>
-        </w:rPr>
-        <w:t>3.3 D And F Block Elements — Standard Calculations &amp; Problem Archetypes (Standard Yield — 2 PYQs)</w:t>
-      </w:r>
-    </w:p>
-    <w:p>
-      <w:r>
-        <w:rPr>
-          <w:b/>
-          <w:sz w:val="20"/>
-        </w:rPr>
-        <w:t xml:space="preserve">Core Principle: </w:t>
-      </w:r>
-      <w:r>
-        <w:rPr>
-          <w:sz w:val="20"/>
-        </w:rPr>
-        <w:t>Quantitative numerical problem-solving techniques and standard question patterns frequently seen in D And F Block Elements.</w:t>
-      </w:r>
-    </w:p>
-    <w:tbl>
-      <w:tblPr>
-        <w:tblW w:type="auto" w:w="0"/>
-        <w:jc w:val="center"/>
-        <w:tblLook w:firstColumn="1" w:firstRow="1" w:lastColumn="0" w:lastRow="0" w:noHBand="0" w:noVBand="1" w:val="04A0"/>
-      </w:tblPr>
-      <w:tblGrid>
-        <w:gridCol w:w="10080"/>
-      </w:tblGrid>
-      <w:tr>
-        <w:tc>
-          <w:tcPr>
-            <w:tcW w:type="dxa" w:w="10080"/>
-            <w:shd w:fill="FFF5F5"/>
-            <w:tcMar>
-              <w:top w:w="100" w:type="dxa"/>
-              <w:bottom w:w="100" w:type="dxa"/>
-              <w:left w:w="150" w:type="dxa"/>
-              <w:right w:w="150" w:type="dxa"/>
-            </w:tcMar>
-          </w:tcPr>
-          <w:p>
-            <w:r>
-              <w:rPr>
-                <w:b/>
-                <w:color w:val="C53030"/>
-                <w:sz w:val="19"/>
-              </w:rPr>
-              <w:t xml:space="preserve">⚠️ Common Trap / JEE Pitfall: </w:t>
-            </w:r>
-            <w:r>
-              <w:rPr>
-                <w:color w:val="2D3748"/>
-                <w:sz w:val="19"/>
-              </w:rPr>
-              <w:t>Watch for algebraic rounding, stoichiometric balancing, and boundary condition checks.</w:t>
-            </w:r>
-          </w:p>
-        </w:tc>
-      </w:tr>
-    </w:tbl>
-    <w:tbl>
-      <w:tblPr>
-        <w:tblW w:type="auto" w:w="0"/>
-        <w:jc w:val="center"/>
-        <w:tblLook w:firstColumn="1" w:firstRow="1" w:lastColumn="0" w:lastRow="0" w:noHBand="0" w:noVBand="1" w:val="04A0"/>
-      </w:tblPr>
-      <w:tblGrid>
-        <w:gridCol w:w="10080"/>
-      </w:tblGrid>
-      <w:tr>
-        <w:tc>
-          <w:tcPr>
-            <w:tcW w:type="dxa" w:w="10080"/>
-            <w:shd w:fill="F0FFF4"/>
-            <w:tcMar>
-              <w:top w:w="100" w:type="dxa"/>
-              <w:bottom w:w="100" w:type="dxa"/>
-              <w:left w:w="150" w:type="dxa"/>
-              <w:right w:w="150" w:type="dxa"/>
-            </w:tcMar>
-          </w:tcPr>
-          <w:p>
-            <w:r>
-              <w:rPr>
-                <w:b/>
-                <w:color w:val="276749"/>
-                <w:sz w:val="19"/>
-              </w:rPr>
-              <w:t xml:space="preserve">💡 Speed Hack / Trick: </w:t>
-            </w:r>
-            <w:r>
-              <w:rPr>
-                <w:color w:val="2D3748"/>
-                <w:sz w:val="19"/>
-              </w:rPr>
-              <w:t>Dimensional consistency checks and ratio comparisons can quickly eliminate incorrect options.</w:t>
-            </w:r>
-          </w:p>
-        </w:tc>
-      </w:tr>
-    </w:tbl>
-    <w:p>
-      <w:pPr>
-        <w:spacing w:before="120" w:after="40"/>
-      </w:pPr>
-      <w:r>
-        <w:rPr>
-          <w:b/>
-          <w:color w:val="1A365D"/>
-          <w:sz w:val="19"/>
-        </w:rPr>
-        <w:t>Source PYQs testing this concept:</w:t>
-      </w:r>
-    </w:p>
-    <w:p>
-      <w:pPr>
-        <w:pStyle w:val="ListBullet"/>
-        <w:spacing w:after="40"/>
-      </w:pPr>
-      <w:r>
-        <w:rPr>
-          <w:b/>
-          <w:sz w:val="18"/>
-        </w:rPr>
-        <w:t xml:space="preserve">[2025 Shift] Q#2 (MCQ): </w:t>
-      </w:r>
-      <w:r>
-        <w:rPr>
-          <w:sz w:val="18"/>
-        </w:rPr>
-        <w:t xml:space="preserve">"In which of the following pairs, both the elements do not have (n-1)d^10ns^2 configuration?..."  </w:t>
-      </w:r>
-      <w:r>
-        <w:rPr>
-          <w:b/>
-          <w:color w:val="2B6CB0"/>
-          <w:sz w:val="18"/>
-        </w:rPr>
-        <w:t>[Ans: N/A]</w:t>
-      </w:r>
-    </w:p>
-    <w:p>
-      <w:pPr>
-        <w:pStyle w:val="ListBullet"/>
-        <w:spacing w:after="40"/>
-      </w:pPr>
-      <w:r>
-        <w:rPr>
-          <w:b/>
-          <w:sz w:val="18"/>
-        </w:rPr>
-        <w:t xml:space="preserve">[2022 Shift] Q#1 (MCQ): </w:t>
-      </w:r>
-      <w:r>
-        <w:rPr>
-          <w:sz w:val="18"/>
-        </w:rPr>
-        <w:t xml:space="preserve">"What will be the value of x in Fe^x+ , if the magnetic moment, μ=√(24)BM ?..."  </w:t>
+        <w:t xml:space="preserve">"The only lanthanoid which is radioactive..."  </w:t>
       </w:r>
       <w:r>
         <w:rPr>
@@ -1383,7 +1069,7 @@
           <w:color w:val="1A365D"/>
           <w:sz w:val="22"/>
         </w:rPr>
-        <w:t>Benchmark Problem 2: KCET 2025 (Q#2)</w:t>
+        <w:t>Benchmark Problem 2: KCET 2026 (Q#3)</w:t>
       </w:r>
     </w:p>
     <w:p>
@@ -1394,7 +1080,7 @@
         <w:rPr>
           <w:sz w:val="20"/>
         </w:rPr>
-        <w:t>In which of the following pairs, both the elements do not have (n-1)d^10ns^2 configuration?</w:t>
+        <w:t>Which of the following will not act as an oxidising agent?</w:t>
       </w:r>
     </w:p>
     <w:p>
@@ -1406,7 +1092,7 @@
         <w:rPr>
           <w:sz w:val="19"/>
         </w:rPr>
-        <w:t>(A) Cu,Zn</w:t>
+        <w:t>(A) CrO_(3)</w:t>
       </w:r>
     </w:p>
     <w:p>
@@ -1418,7 +1104,7 @@
         <w:rPr>
           <w:sz w:val="19"/>
         </w:rPr>
-        <w:t>(B) Zn,Cd</w:t>
+        <w:t>(B) MoO_(3)</w:t>
       </w:r>
     </w:p>
     <w:p>
@@ -1430,7 +1116,7 @@
         <w:rPr>
           <w:sz w:val="19"/>
         </w:rPr>
-        <w:t>(C) Cd,Hg</w:t>
+        <w:t>(C) CrO_(4)^2-</w:t>
       </w:r>
     </w:p>
     <w:p>
@@ -1442,7 +1128,7 @@
         <w:rPr>
           <w:sz w:val="19"/>
         </w:rPr>
-        <w:t>(D) Ag,Cu</w:t>
+        <w:t>(D) Cr_(2)O_(7)^2-</w:t>
       </w:r>
     </w:p>
     <w:tbl>
@@ -1483,128 +1169,7 @@
               </w:rPr>
               <w:t>Solution Analysis:</w:t>
               <w:br/>
-              <w:t>To determine which pairs of elements do not both have the configuration (n-1)d^10ns^2 , let's examine the electronic configurations provided: Cu (Copper): [Ar]3d^104s^1 Zn (Zinc): [Ar]3d^104s^2 Cd (Cadmium): [Kr]4d^105s^2 Hg (Mercury): [Xe]4f^145d^106s^2 Ag (Silver): [Kr]4d^105s^1 From the configurations: Copper (Cu) does not have an ns^2 configuration (as it is 4s^1 ). Silver (Ag) also lacks an ns^2 configuration (as it is 5s^1 ). Thus, in the pair consisting of Ag and Cu , neither element has the (n-1)d^10ns^2 configuration.</w:t>
-            </w:r>
-          </w:p>
-        </w:tc>
-      </w:tr>
-    </w:tbl>
-    <w:p>
-      <w:pPr>
-        <w:spacing w:after="120"/>
-      </w:pPr>
-    </w:p>
-    <w:p>
-      <w:pPr>
-        <w:spacing w:before="160" w:after="40"/>
-      </w:pPr>
-      <w:r>
-        <w:rPr>
-          <w:b/>
-          <w:color w:val="1A365D"/>
-          <w:sz w:val="22"/>
-        </w:rPr>
-        <w:t>Benchmark Problem 3: KCET 2024 (Q#2)</w:t>
-      </w:r>
-    </w:p>
-    <w:p>
-      <w:pPr>
-        <w:spacing w:after="80"/>
-      </w:pPr>
-      <w:r>
-        <w:rPr>
-          <w:sz w:val="20"/>
-        </w:rPr>
-        <w:t>Which of the following statements related to lanthanoids is incorrect?</w:t>
-      </w:r>
-    </w:p>
-    <w:p>
-      <w:pPr>
-        <w:pStyle w:val="ListBullet"/>
-        <w:spacing w:after="20"/>
-      </w:pPr>
-      <w:r>
-        <w:rPr>
-          <w:sz w:val="19"/>
-        </w:rPr>
-        <w:t>(A) Lanthanoids are silvery white soft metals.</w:t>
-      </w:r>
-    </w:p>
-    <w:p>
-      <w:pPr>
-        <w:pStyle w:val="ListBullet"/>
-        <w:spacing w:after="20"/>
-      </w:pPr>
-      <w:r>
-        <w:rPr>
-          <w:sz w:val="19"/>
-        </w:rPr>
-        <w:t>(B) Samarium shows +2 oxidation state.</w:t>
-      </w:r>
-    </w:p>
-    <w:p>
-      <w:pPr>
-        <w:pStyle w:val="ListBullet"/>
-        <w:spacing w:after="20"/>
-      </w:pPr>
-      <w:r>
-        <w:rPr>
-          <w:sz w:val="19"/>
-        </w:rPr>
-        <w:t>(C) Ce^+4 solutions are widely used as oxidising agents in titrimetric analysis.</w:t>
-      </w:r>
-    </w:p>
-    <w:p>
-      <w:pPr>
-        <w:pStyle w:val="ListBullet"/>
-        <w:spacing w:after="20"/>
-      </w:pPr>
-      <w:r>
-        <w:rPr>
-          <w:sz w:val="19"/>
-        </w:rPr>
-        <w:t>(D) Colour of lanthanoid ion in solution is due to d-d transition.</w:t>
-      </w:r>
-    </w:p>
-    <w:tbl>
-      <w:tblPr>
-        <w:tblW w:type="auto" w:w="0"/>
-        <w:jc w:val="center"/>
-        <w:tblLook w:firstColumn="1" w:firstRow="1" w:lastColumn="0" w:lastRow="0" w:noHBand="0" w:noVBand="1" w:val="04A0"/>
-      </w:tblPr>
-      <w:tblGrid>
-        <w:gridCol w:w="10080"/>
-      </w:tblGrid>
-      <w:tr>
-        <w:tc>
-          <w:tcPr>
-            <w:tcW w:type="dxa" w:w="10080"/>
-            <w:shd w:fill="F7FAFC"/>
-            <w:tcMar>
-              <w:top w:w="100" w:type="dxa"/>
-              <w:bottom w:w="100" w:type="dxa"/>
-              <w:left w:w="150" w:type="dxa"/>
-              <w:right w:w="150" w:type="dxa"/>
-            </w:tcMar>
-          </w:tcPr>
-          <w:p>
-            <w:r>
-              <w:rPr>
-                <w:b/>
-                <w:color w:val="1A365D"/>
-                <w:sz w:val="19"/>
-              </w:rPr>
-              <w:t>Correct Answer: None</w:t>
-              <w:br/>
-            </w:r>
-            <w:r>
-              <w:rPr>
-                <w:color w:val="2D3748"/>
-                <w:sz w:val="18"/>
-              </w:rPr>
-              <w:t>Solution Analysis:</w:t>
-              <w:br/>
-              <w:t>The incorrect statement regarding lanthanoids is given in option (d). Its correct form is colour of Lanthanoid ion is solution is due to f f transition.</w:t>
+              <w:t>MoO_(3) will not act as an oxidising agent. So, the correct option is: Option BMoO_(3) In all the given species, the metal is in the +6 oxidation state. For chromium: CrO_(3),CrO_(4)^2-,Cr_(2)O_(7)^2- chromium is in the +6 oxidation state. Chromium in +6 state is easily reduced to Cr^3+ , especially in acidic medium. So these compounds behave as strong oxidising agents. For example, dichromate ion gets reduced as: Cr_(2)O_(7)^2- → Cr^3+ Hence, CrO_(3) , CrO_(4)^2- and Cr_(2)O_(7)^2- act as oxidising agents. But in MoO_(3) , molybdenum is also in the +6 state, and this state is comparatively more stable for molybdenum. It does not get reduced easily, so MoO_(3) does not normally act as an oxidising agent. Hence: MoO_(3)</w:t>
             </w:r>
           </w:p>
         </w:tc>
